--- a/manuscript/Journal_Paper_MBG_30_Pages_CloudRun_BahasaBit.docx
+++ b/manuscript/Journal_Paper_MBG_30_Pages_CloudRun_BahasaBit.docx
@@ -196,83 +196,24 @@
       </w:r>
     </w:p>
     <w:p>
-      <w:r>
-        <w:t xml:space="preserve">Indonesia's </w:t>
-      </w:r>
-      <w:r>
-        <w:rPr>
-          <w:i/>
-        </w:rPr>
-        <w:t>Makan Bergizi Gratis</w:t>
-      </w:r>
-      <w:r>
-        <w:t xml:space="preserve"> (MBG, Free Nutritious Meal) program—a flagship nationwide public health and human capital intervention backed by an indicative state budget exceeding IDR 268 trillion—triggered an intense wave of sarcastic, ironic, and critical digital discourse on the social media platform X (formerly Twitter) during its initial rollout phase (March–May 2026). This study investigates the linguistic, affective, and structural anatomy of this public dissent through an explanatory-sequential mixed-method computational framework. The analytical pipeline integrates three computational tiers: (1) natural language processing using a fine-tuned IndoBERT model for nine-class granular emotion classification and sarcasm identification based on pragmatic text-emoji incongruence; (2) directed Social Network Analysis (SNA) using NetworkX with Louvain community detection and degree assortativity measurement; and (3) Aspect-Based Sentiment Analysis (ABSA) targeting three operational facets of policy delivery—Budget &amp; Procurement, Logistics &amp; Distribution, and Nutritional Quality. The official empirical corpus comprises 971 unique actor nodes and 692 raw interaction records, yielding 666 unique directed edges and 662 unique undirected pairs. The distinction between raw records and unique edges is retained throughout the network analysis to avoid denominator ambiguity.  connected through 692 directed interaction edges, complemented by 3,395 domain-specific tweets. Topological analysis reveals extreme structural fragmentation: a Louvain modularity score of $Q = 0.9837$, 341 weakly connected components, an overall graph density of $\rho = 0.000735$, a dyadic reciprocity rate of merely $R = 1.20\%$, and a giant component encapsulating only $9.17\%$ of total network actors. The network exhibits a heavy-tailed degree distribution consistent with a scale-free model ($\alpha = 2.168$) and disassortative mixing ($r = -0.0847$), demonstrating a stark hub-and-spoke monologue dynamic. Crucially, the platform-native artificial intelligence account </w:t>
-      </w:r>
-      <w:r>
-        <w:rPr>
-          <w:rFonts w:ascii="Consolas" w:hAnsi="Consolas"/>
-          <w:color w:val="1E2D6E"/>
-          <w:sz w:val="20"/>
-        </w:rPr>
-        <w:t>@grok</w:t>
-      </w:r>
-      <w:r>
-        <w:t xml:space="preserve"> and the presidential account </w:t>
-      </w:r>
-      <w:r>
-        <w:rPr>
-          <w:rFonts w:ascii="Consolas" w:hAnsi="Consolas"/>
-          <w:color w:val="1E2D6E"/>
-          <w:sz w:val="20"/>
-        </w:rPr>
-        <w:t>@prabowo</w:t>
-      </w:r>
-      <w:r>
-        <w:t xml:space="preserve"> emerged as the two highest-centrality actors—with </w:t>
-      </w:r>
-      <w:r>
-        <w:rPr>
-          <w:rFonts w:ascii="Consolas" w:hAnsi="Consolas"/>
-          <w:color w:val="1E2D6E"/>
-          <w:sz w:val="20"/>
-        </w:rPr>
-        <w:t>@grok</w:t>
-      </w:r>
-      <w:r>
-        <w:t xml:space="preserve"> receiving direct information-verification requests and </w:t>
-      </w:r>
-      <w:r>
-        <w:rPr>
-          <w:rFonts w:ascii="Consolas" w:hAnsi="Consolas"/>
-          <w:color w:val="1E2D6E"/>
-          <w:sz w:val="20"/>
-        </w:rPr>
-        <w:t>@prabowo</w:t>
-      </w:r>
-      <w:r>
-        <w:t xml:space="preserve"> functioning as a high in-degree target for public grievances. ABSA results demonstrate that </w:t>
-      </w:r>
-      <w:r>
-        <w:rPr>
-          <w:i/>
-        </w:rPr>
-        <w:t>disgust</w:t>
-      </w:r>
-      <w:r>
-        <w:t xml:space="preserve"> constitutes the overwhelmingly dominant affective orientation across all three policy facets: Logistics &amp; Distribution ($78.91\%$), Budget &amp; Procurement ($77.01\%$), and Nutritional Quality ($71.13\%$), with Nutritional Quality generating the largest absolute discursive volume ($n = 1{,}344$ tweets). These empirical findings are synthesized through the diagnostic lens of Marketing 6.0's </w:t>
-      </w:r>
-      <w:r>
-        <w:rPr>
-          <w:i/>
-        </w:rPr>
-        <w:t>phygital gap</w:t>
-      </w:r>
-      <w:r>
-        <w:t xml:space="preserve"> concept—the communicative rift between high-salience digital policy branding and flawed physical service delivery. Digital sarcasm operates not as frivolous noise but as a sophisticated coping mechanism and paralinguistic shield enabling citizens to register sharp moral critique while navigating platform algorithms and institutional surveillance. The study concludes with an integrated implementation roadmap and actionable institutional blueprints for responsive governance, algorithmic risk management, and restorative public health communication.</w:t>
+      <w:pPr/>
+      <w:r/>
+      <w:r>
+        <w:rPr>
+          <w:rFonts w:ascii="Times New Roman" w:hAnsi="Times New Roman"/>
+          <w:sz w:val="22"/>
+        </w:rPr>
+        <w:t>Indonesia's Makan Bergizi Gratis (MBG, Free Nutritious Meal) program—a flagship nationwide public health and human capital intervention backed by an indicative state budget exceeding IDR 268 trillion—triggered an intense wave of sarcastic, ironic, and critical digital discourse on the social media platform X (formerly Twitter) during its initial rollout phase (March–May 2026). This study investigates the linguistic, affective, and structural anatomy of this public dissent through an explanatory-sequential mixed-method computational framework. The analytical pipeline integrates three computational tiers: (1) natural language processing using a fine-tuned IndoBERT model for nine-class granular emotion classification and sarcasm identification based on pragmatic text-emoji incongruence; (2) directed Social Network Analysis (SNA) using NetworkX with Louvain community detection and degree assortativity measurement; and (3) Aspect-Based Sentiment Analysis (ABSA) targeting three operational facets of policy delivery—Budget &amp; Procurement, Logistics &amp; Distribution, and Nutritional Quality. The official empirical corpus comprises 971 unique actor nodes and 692 raw interaction records, yielding 666 unique directed edges and 662 unique undirected pairs. The distinction between raw records and unique edges is retained throughout the network analysis to avoid denominator ambiguity.  connected through 692 directed interaction edges, complemented by 3,395 domain-specific tweets. Topological analysis reveals extreme structural fragmentation: a Louvain modularity score of $Q = 0.9837$, 341 weakly connected components, an overall graph density of $\rho = 0.000735$, a dyadic reciprocity rate of merely $R = 1.20\%$, and a giant component encapsulating only $9.17\%$ of total network actors. The network exhibits a heavy-tailed degree distribution consistent with a scale-free model ($\alpha = 2.168$) and disassortative mixing ($r = -0.0847$), demonstrating a stark hub-and-spoke monologue dynamic. Crucially, the platform-native artificial intelligence account @grok and the presidential account @prabowo emerged as the two highest-centrality actors—with @grok receiving direct information-verification requests and @prabowo functioning as a high in-degree target for public grievances. ABSA results demonstrate that disgust constitutes the overwhelmingly dominant affective orientation across all three policy facets: Logistics &amp; Distribution ($78.91\%$), Budget &amp; Procurement ($77.01\%$), and Nutritional Quality ($71.13\%$), with Nutritional Quality generating the largest absolute discursive volume ($n = 1{,}344$ tweets). These empirical findings are synthesized through the diagnostic lens of Marketing 6.0's phygital gap concept—the communicative rift between high-salience digital policy branding and flawed physical service delivery. Digital sarcasm operates not as frivolous noise but as a sophisticated coping mechanism and paralinguistic shield enabling citizens to register sharp moral critique while navigating platform algorithms and institutional surveillance. The study concludes with an integrated implementation roadmap and actionable institutional blueprints for responsive governance, algorithmic risk management, and restorative public health communication.</w:t>
       </w:r>
     </w:p>
     <w:p>
-      <w:r>
+      <w:pPr/>
+      <w:r/>
+      <w:r>
+        <w:rPr>
+          <w:rFonts w:ascii="Times New Roman" w:hAnsi="Times New Roman"/>
+          <w:sz w:val="22"/>
+        </w:rPr>
         <w:t>The directed graph density was $\rho = 0.000707$, calculated from 666 unique directed edges among 971 nodes.</w:t>
       </w:r>
     </w:p>
@@ -305,26 +246,14 @@
       </w:r>
     </w:p>
     <w:p>
-      <w:r>
-        <w:t xml:space="preserve">Public policy initiatives of monumental fiscal scale inevitably trigger communicative reverberations that rival their operational complexity. Beginning in late 2024 and accelerating through early 2026, the Government of Indonesia embarked upon one of the most ambitious social welfare programs in modern Southeast Asian history: the </w:t>
-      </w:r>
-      <w:r>
-        <w:rPr>
-          <w:i/>
-        </w:rPr>
-        <w:t>Makan Bergizi Gratis</w:t>
-      </w:r>
-      <w:r>
-        <w:t xml:space="preserve"> (MBG), or Free Nutritious Meal, initiative. Positioned as the foundational pillar of the national development agenda toward </w:t>
-      </w:r>
-      <w:r>
-        <w:rPr>
-          <w:i/>
-        </w:rPr>
-        <w:t>Indonesia Emas</w:t>
-      </w:r>
-      <w:r>
-        <w:t xml:space="preserve"> 2045 (Golden Indonesia 2045), the program seeks to eliminate childhood malnutrition, reduce stunting from $21.6\%$ to single digits, and stimulate grassroots agricultural economies. To finance this vision, an initial state budget allocation of IDR 71 trillion was dedicated in the 2025 fiscal year, nested within an indicative multi-year expenditure framework originally projected to reach IDR 335 trillion before being recalibrated to IDR 268 trillion for fiscal year 2026 (Bloomberg Technoz, 2026; National Nutrition Agency, 2026).</w:t>
+      <w:pPr/>
+      <w:r/>
+      <w:r>
+        <w:rPr>
+          <w:rFonts w:ascii="Times New Roman" w:hAnsi="Times New Roman"/>
+          <w:sz w:val="22"/>
+        </w:rPr>
+        <w:t>Public policy initiatives of monumental fiscal scale inevitably trigger communicative reverberations that rival their operational complexity. Beginning in late 2024 and accelerating through early 2026, the Government of Indonesia embarked upon one of the most ambitious social welfare programs in modern Southeast Asian history: the Makan Bergizi Gratis (MBG), or Free Nutritious Meal, initiative. Positioned as the foundational pillar of the national development agenda toward Indonesia Emas 2045 (Golden Indonesia 2045), the program seeks to eliminate childhood malnutrition, reduce stunting from $21.6\%$ to single digits, and stimulate grassroots agricultural economies. To finance this vision, an initial state budget allocation of IDR 71 trillion was dedicated in the 2025 fiscal year, nested within an indicative multi-year expenditure framework originally projected to reach IDR 335 trillion before being recalibrated to IDR 268 trillion for fiscal year 2026 (Bloomberg Technoz, 2026; National Nutrition Agency, 2026).</w:t>
       </w:r>
     </w:p>
     <w:p>
@@ -661,17 +590,14 @@
       </w:r>
     </w:p>
     <w:p>
-      <w:r>
-        <w:t xml:space="preserve">Classical risk communication theory (Covello, von Winterfeldt, &amp; Slovic, 1986; Renn, 1992; Slovic, 1987) posits that public perception of risk is rarely an objective mathematical function of probability and consequence ($Risk \neq Hazard$). Rather, risk perception is mediated by </w:t>
-      </w:r>
-      <w:r>
-        <w:rPr>
-          <w:i/>
-        </w:rPr>
-        <w:t>outrage factors</w:t>
-      </w:r>
-      <w:r>
-        <w:t>—including lack of voluntariness, perceptions of unfair benefit distribution, institutional secrecy, and distrust in regulatory authorities. In the MBG program, parents surrender control over their children's nutritional intake to state-appointed private caterers (SPPG). Any failure at that physical touchpoint triggers acute psychological outrage that far outweighs the government’s statistical claims that 95% of distribution units operate without incident.</w:t>
+      <w:pPr/>
+      <w:r/>
+      <w:r>
+        <w:rPr>
+          <w:rFonts w:ascii="Times New Roman" w:hAnsi="Times New Roman"/>
+          <w:sz w:val="22"/>
+        </w:rPr>
+        <w:t>Classical risk communication theory (Covello, von Winterfeldt, &amp; Slovic, 1986; Renn, 1992; Slovic, 1987) posits that public perception of risk is rarely an objective mathematical function of probability and consequence (Risk \neq Hazard). Rather, risk perception is mediated by outrage factors—including lack of voluntariness, perceptions of unfair benefit distribution, institutional secrecy, and distrust in regulatory authorities. In the MBG program, parents surrender control over their children's nutritional intake to state-appointed private caterers (SPPG). Any failure at that physical touchpoint triggers acute psychological outrage that far outweighs the government’s statistical claims that 95% of distribution units operate without incident.</w:t>
       </w:r>
     </w:p>
     <w:p>
@@ -777,26 +703,14 @@
       </w:r>
     </w:p>
     <w:p>
-      <w:r>
-        <w:t xml:space="preserve">Linguistically, sarcasm represents a sophisticated communicative act governed by </w:t>
-      </w:r>
-      <w:r>
-        <w:rPr>
-          <w:i/>
-        </w:rPr>
-        <w:t>pragmatic incongruence</w:t>
-      </w:r>
-      <w:r>
-        <w:t xml:space="preserve"> (Attardo, 2000; Camp, 2012; Gibbs, 2000; Giora, 2003; Grice, 1975). Grice’s Cooperative Principle establishes the Maxim of Quality: </w:t>
-      </w:r>
-      <w:r>
-        <w:rPr>
-          <w:i/>
-        </w:rPr>
-        <w:t>"Do not say that which you believe to be false."</w:t>
-      </w:r>
-      <w:r>
-        <w:t xml:space="preserve"> Sarcasm operates through the blatant, intentional flouting of the Maxim of Quality. The speaker utters proposition $P$, fully intending the recipient to recognize that the speaker actually believes proposition $\neg P$ (not-$P$).</w:t>
+      <w:pPr/>
+      <w:r/>
+      <w:r>
+        <w:rPr>
+          <w:rFonts w:ascii="Times New Roman" w:hAnsi="Times New Roman"/>
+          <w:sz w:val="22"/>
+        </w:rPr>
+        <w:t>Linguistically, sarcasm represents a sophisticated communicative act governed by pragmatic incongruence (Attardo, 2000; Camp, 2012; Gibbs, 2000; Giora, 2003; Grice, 1975). Grice’s Cooperative Principle establishes the Maxim of Quality: "Do not say that which you believe to be false." Sarcasm operates through the blatant, intentional flouting of the Maxim of Quality. The speaker utters proposition P, fully intending the recipient to recognize that the speaker actually believes proposition \neg P (not-P).</w:t>
       </w:r>
     </w:p>
     <w:p>
@@ -888,8 +802,14 @@
       </w:r>
     </w:p>
     <w:p>
-      <w:r>
-        <w:t>Social Network Analysis (SNA) models social systems as directed graphs $G = (V, E)$, where $V$ denotes the set of vertices (actors/user accounts) and $E$ represents the set of directed edges (mentions, retweets, replies) (Freeman, 1979; Wasserman &amp; Faust, 1994). Network topology dictates how information diffuses, how social capital concentrates, and how ideological polarization hardens.</w:t>
+      <w:pPr/>
+      <w:r/>
+      <w:r>
+        <w:rPr>
+          <w:rFonts w:ascii="Times New Roman" w:hAnsi="Times New Roman"/>
+          <w:sz w:val="22"/>
+        </w:rPr>
+        <w:t>Social Network Analysis (SNA) models social systems as directed graphs $G = (V, E)$, where V denotes the set of vertices (actors/user accounts) and E represents the set of directed edges (mentions, retweets, replies) (Freeman, 1979; Wasserman &amp; Faust, 1994). Network topology dictates how information diffuses, how social capital concentrates, and how ideological polarization hardens.</w:t>
       </w:r>
     </w:p>
     <w:p>
@@ -902,14 +822,13 @@
         <w:pStyle w:val="ListNumber"/>
         <w:spacing w:after="60" w:line="276" w:lineRule="auto"/>
       </w:pPr>
-      <w:r>
-        <w:rPr>
-          <w:b/>
-        </w:rPr>
-        <w:t>Heavy-Tailed Degree Structure and Network Heterogeneity</w:t>
-      </w:r>
-      <w:r>
-        <w:t>: Real-world communication networks rarely conform to random Poisson graph models (Erdős &amp; Rényi, 1960). Instead, they exhibit power-law degree distributions $P(k) \sim k^{-\alpha}$, characteristic of heavy-tailed network structures driven by preferential attachment ("the rich get richer") (Barabási &amp; Albert, 1999). A tiny minority of elite nodes (hubs) accumulate massive connectivity, while the overwhelming majority of nodes inhabit the sparse periphery.</w:t>
+      <w:r/>
+      <w:r>
+        <w:rPr>
+          <w:rFonts w:ascii="Times New Roman" w:hAnsi="Times New Roman"/>
+          <w:sz w:val="22"/>
+        </w:rPr>
+        <w:t>Heavy-Tailed Degree Structure and Network Heterogeneity: Real-world communication networks rarely conform to random Poisson graph models (Erdős &amp; Rényi, 1960). Instead, they exhibit power-law degree distributions $P(k) \sim k^{-\alpha}$, characteristic of heavy-tailed network structures driven by preferential attachment ("the rich get richer") (Barabási &amp; Albert, 1999). A tiny minority of elite nodes (hubs) accumulate massive connectivity, while the overwhelming majority of nodes inhabit the sparse periphery.</w:t>
       </w:r>
     </w:p>
     <w:p>
@@ -917,23 +836,13 @@
         <w:pStyle w:val="ListNumber"/>
         <w:spacing w:after="60" w:line="276" w:lineRule="auto"/>
       </w:pPr>
-      <w:r>
-        <w:rPr>
-          <w:b/>
-        </w:rPr>
-        <w:t>Louvain Modularity and Echo Chambers</w:t>
-      </w:r>
-      <w:r>
-        <w:t xml:space="preserve">: Modularity ($Q$) quantifies the extent to which a network partitions into dense, internally cohesive sub-communities with minimal cross-community boundary connections (Blondel et al., 2008; Newman, 2006). When $Q &gt; 0.4$, a network demonstrates significant community structuring; when $Q &gt; 0.7$, it approaches structural hyper-segregation. If these structural clusters align with uniform affective or ideological stances, they function as </w:t>
-      </w:r>
-      <w:r>
-        <w:rPr>
-          <w:i/>
-        </w:rPr>
-        <w:t>echo chambers</w:t>
-      </w:r>
-      <w:r>
-        <w:t xml:space="preserve"> (Jamieson &amp; Cappella, 2008; Sunstein, 2001), reinforcing intra-group consensus while shielding members from dissonant external information.</w:t>
+      <w:r/>
+      <w:r>
+        <w:rPr>
+          <w:rFonts w:ascii="Times New Roman" w:hAnsi="Times New Roman"/>
+          <w:sz w:val="22"/>
+        </w:rPr>
+        <w:t>Louvain Modularity and Echo Chambers: Modularity (Q) quantifies the extent to which a network partitions into dense, internally cohesive sub-communities with minimal cross-community boundary connections (Blondel et al., 2008; Newman, 2006). When $Q &gt; 0.4$, a network demonstrates significant community structuring; when $Q &gt; 0.7$, it approaches structural hyper-segregation. If these structural clusters align with uniform affective or ideological stances, they function as echo chambers (Jamieson &amp; Cappella, 2008; Sunstein, 2001), reinforcing intra-group consensus while shielding members from dissonant external information.</w:t>
       </w:r>
     </w:p>
     <w:p>
@@ -941,14 +850,13 @@
         <w:pStyle w:val="ListNumber"/>
         <w:spacing w:after="60" w:line="276" w:lineRule="auto"/>
       </w:pPr>
-      <w:r>
-        <w:rPr>
-          <w:b/>
-        </w:rPr>
-        <w:t>Degree Assortativity ($r$)</w:t>
-      </w:r>
-      <w:r>
-        <w:t>: Formulated by Newman (2002), the assortativity coefficient measures the correlation between the degrees of connected nodes. Positive assortativity ($r &gt; 0$) implies that high-degree hubs interact predominantly with other hubs (an elite oligarchy). Negative assortativity ($r &lt; 0$, disassortative mixing) reveals that peripheral, low-degree nodes connect predominantly to high-degree hubs, characteristic of broadcast or complaint architectures where ordinary citizens direct appeals to institutional centers.</w:t>
+      <w:r/>
+      <w:r>
+        <w:rPr>
+          <w:rFonts w:ascii="Times New Roman" w:hAnsi="Times New Roman"/>
+          <w:sz w:val="22"/>
+        </w:rPr>
+        <w:t>Degree Assortativity (r): Formulated by Newman (2002), the assortativity coefficient measures the correlation between the degrees of connected nodes. Positive assortativity ($r &gt; 0$) implies that high-degree hubs interact predominantly with other hubs (an elite oligarchy). Negative assortativity ($r &lt; 0$, disassortative mixing) reveals that peripheral, low-degree nodes connect predominantly to high-degree hubs, characteristic of broadcast or complaint architectures where ordinary citizens direct appeals to institutional centers.</w:t>
       </w:r>
     </w:p>
     <w:p>
@@ -1309,14 +1217,13 @@
         <w:pStyle w:val="ListBullet"/>
         <w:spacing w:after="60" w:line="276" w:lineRule="auto"/>
       </w:pPr>
-      <w:r>
-        <w:rPr>
-          <w:b/>
-        </w:rPr>
-        <w:t>Network Graph Corpus ($G$)</w:t>
-      </w:r>
-      <w:r>
-        <w:t>: 971 unique actor nodes ($|V| = 971$) and 692 directed interaction edges ($|E| = 692$).</w:t>
+      <w:r/>
+      <w:r>
+        <w:rPr>
+          <w:rFonts w:ascii="Times New Roman" w:hAnsi="Times New Roman"/>
+          <w:sz w:val="22"/>
+        </w:rPr>
+        <w:t>Network Graph Corpus (G): 971 unique actor nodes ($|V| = 971$) and 692 directed interaction edges ($|E| = 692$).</w:t>
       </w:r>
     </w:p>
     <w:p>
@@ -1324,14 +1231,13 @@
         <w:pStyle w:val="ListBullet"/>
         <w:spacing w:after="60" w:line="276" w:lineRule="auto"/>
       </w:pPr>
-      <w:r>
-        <w:rPr>
-          <w:b/>
-        </w:rPr>
-        <w:t>NLP Text Classification Corpus ($D$)</w:t>
-      </w:r>
-      <w:r>
-        <w:t>: 3,395 domain-specific tweets, partitioned through stratified random sampling (seed = 42) into:</w:t>
+      <w:r/>
+      <w:r>
+        <w:rPr>
+          <w:rFonts w:ascii="Times New Roman" w:hAnsi="Times New Roman"/>
+          <w:sz w:val="22"/>
+        </w:rPr>
+        <w:t>NLP Text Classification Corpus (D): 3,395 domain-specific tweets, partitioned through stratified random sampling (seed = 42) into:</w:t>
       </w:r>
     </w:p>
     <w:p>
@@ -1339,7 +1245,12 @@
         <w:pStyle w:val="ListBullet"/>
         <w:spacing w:after="60" w:line="276" w:lineRule="auto"/>
       </w:pPr>
-      <w:r>
+      <w:r/>
+      <w:r>
+        <w:rPr>
+          <w:rFonts w:ascii="Times New Roman" w:hAnsi="Times New Roman"/>
+          <w:sz w:val="22"/>
+        </w:rPr>
         <w:t>Training Set: 2,334 tweets ($68.75\%$)</w:t>
       </w:r>
     </w:p>
@@ -1348,7 +1259,12 @@
         <w:pStyle w:val="ListBullet"/>
         <w:spacing w:after="60" w:line="276" w:lineRule="auto"/>
       </w:pPr>
-      <w:r>
+      <w:r/>
+      <w:r>
+        <w:rPr>
+          <w:rFonts w:ascii="Times New Roman" w:hAnsi="Times New Roman"/>
+          <w:sz w:val="22"/>
+        </w:rPr>
         <w:t>Validation Set: 500 tweets ($14.73\%$)</w:t>
       </w:r>
     </w:p>
@@ -1357,7 +1273,12 @@
         <w:pStyle w:val="ListBullet"/>
         <w:spacing w:after="60" w:line="276" w:lineRule="auto"/>
       </w:pPr>
-      <w:r>
+      <w:r/>
+      <w:r>
+        <w:rPr>
+          <w:rFonts w:ascii="Times New Roman" w:hAnsi="Times New Roman"/>
+          <w:sz w:val="22"/>
+        </w:rPr>
         <w:t>Testing Set: 561 tweets ($16.52\%$)</w:t>
       </w:r>
     </w:p>
@@ -1423,56 +1344,13 @@
         <w:pStyle w:val="ListNumber"/>
         <w:spacing w:after="60" w:line="276" w:lineRule="auto"/>
       </w:pPr>
-      <w:r>
-        <w:rPr>
-          <w:b/>
-        </w:rPr>
-        <w:t>Emoji Extraction and Protection</w:t>
-      </w:r>
-      <w:r>
-        <w:t xml:space="preserve">: Crucially, standard punctuation stripping routines were modified to </w:t>
-      </w:r>
-      <w:r>
-        <w:rPr>
-          <w:b/>
-        </w:rPr>
-        <w:t>protect all Unicode emoji codepoints</w:t>
-      </w:r>
-      <w:r>
-        <w:t xml:space="preserve">. Emojis were extracted, mapped to their canonical textual descriptions using the Python </w:t>
-      </w:r>
-      <w:r>
-        <w:rPr>
-          <w:rFonts w:ascii="Consolas" w:hAnsi="Consolas"/>
-          <w:color w:val="1E2D6E"/>
-          <w:sz w:val="20"/>
-        </w:rPr>
-        <w:t>emoji</w:t>
-      </w:r>
-      <w:r>
-        <w:t xml:space="preserve"> library (e.g., 🤡 $\rightarrow$ </w:t>
-      </w:r>
-      <w:r>
-        <w:rPr>
-          <w:rFonts w:ascii="Consolas" w:hAnsi="Consolas"/>
-          <w:color w:val="1E2D6E"/>
-          <w:sz w:val="20"/>
-        </w:rPr>
-        <w:t>:clown_face:</w:t>
-      </w:r>
-      <w:r>
-        <w:t xml:space="preserve">, 🤮 $\rightarrow$ </w:t>
-      </w:r>
-      <w:r>
-        <w:rPr>
-          <w:rFonts w:ascii="Consolas" w:hAnsi="Consolas"/>
-          <w:color w:val="1E2D6E"/>
-          <w:sz w:val="20"/>
-        </w:rPr>
-        <w:t>:face_vomiting:</w:t>
-      </w:r>
-      <w:r>
-        <w:t>), and preserved within the token sequence.</w:t>
+      <w:r/>
+      <w:r>
+        <w:rPr>
+          <w:rFonts w:ascii="Times New Roman" w:hAnsi="Times New Roman"/>
+          <w:sz w:val="22"/>
+        </w:rPr>
+        <w:t>Emoji Extraction and Protection: Crucially, standard punctuation stripping routines were modified to protect all Unicode emoji codepoints. Emojis were extracted, mapped to their canonical textual descriptions using the Python emoji library (e.g., 🤡 \rightarrow :clown_face:, 🤮 \rightarrow :face_vomiting:), and preserved within the token sequence.</w:t>
       </w:r>
     </w:p>
     <w:p>
@@ -1480,95 +1358,13 @@
         <w:pStyle w:val="ListNumber"/>
         <w:spacing w:after="60" w:line="276" w:lineRule="auto"/>
       </w:pPr>
-      <w:r>
-        <w:rPr>
-          <w:b/>
-        </w:rPr>
-        <w:t>Slang Normalization and Lexicon Expansion</w:t>
-      </w:r>
-      <w:r>
-        <w:t>: Indonesian social media text features pervasive phonological reductions and slang (</w:t>
-      </w:r>
-      <w:r>
-        <w:rPr>
-          <w:i/>
-        </w:rPr>
-        <w:t>kamus alay</w:t>
-      </w:r>
-      <w:r>
-        <w:t xml:space="preserve">). A 3,500-entry normalization dictionary was applied (e.g., </w:t>
-      </w:r>
-      <w:r>
-        <w:rPr>
-          <w:i/>
-        </w:rPr>
-        <w:t>bgt</w:t>
-      </w:r>
-      <w:r>
-        <w:t xml:space="preserve"> $\rightarrow$ </w:t>
-      </w:r>
-      <w:r>
-        <w:rPr>
-          <w:i/>
-        </w:rPr>
-        <w:t>banget</w:t>
-      </w:r>
-      <w:r>
-        <w:t xml:space="preserve">, </w:t>
-      </w:r>
-      <w:r>
-        <w:rPr>
-          <w:i/>
-        </w:rPr>
-        <w:t>anggaran2</w:t>
-      </w:r>
-      <w:r>
-        <w:t xml:space="preserve"> $\rightarrow$ </w:t>
-      </w:r>
-      <w:r>
-        <w:rPr>
-          <w:i/>
-        </w:rPr>
-        <w:t>anggaran-anggaran</w:t>
-      </w:r>
-      <w:r>
-        <w:t xml:space="preserve">, </w:t>
-      </w:r>
-      <w:r>
-        <w:rPr>
-          <w:i/>
-        </w:rPr>
-        <w:t>gais</w:t>
-      </w:r>
-      <w:r>
-        <w:t xml:space="preserve"> $\rightarrow$ </w:t>
-      </w:r>
-      <w:r>
-        <w:rPr>
-          <w:i/>
-        </w:rPr>
-        <w:t>teman-teman</w:t>
-      </w:r>
-      <w:r>
-        <w:t xml:space="preserve">, </w:t>
-      </w:r>
-      <w:r>
-        <w:rPr>
-          <w:i/>
-        </w:rPr>
-        <w:t>dpt</w:t>
-      </w:r>
-      <w:r>
-        <w:t xml:space="preserve"> $\rightarrow$ </w:t>
-      </w:r>
-      <w:r>
-        <w:rPr>
-          <w:i/>
-        </w:rPr>
-        <w:t>dapat</w:t>
-      </w:r>
-      <w:r>
-        <w:t>).</w:t>
+      <w:r/>
+      <w:r>
+        <w:rPr>
+          <w:rFonts w:ascii="Times New Roman" w:hAnsi="Times New Roman"/>
+          <w:sz w:val="22"/>
+        </w:rPr>
+        <w:t>Slang Normalization and Lexicon Expansion: Indonesian social media text features pervasive phonological reductions and slang (kamus alay). A 3,500-entry normalization dictionary was applied (e.g., bgt \rightarrow banget, anggaran2 \rightarrow anggaran-anggaran, gais \rightarrow teman-teman, dpt \rightarrow dapat).</w:t>
       </w:r>
     </w:p>
     <w:p>
@@ -1637,23 +1433,13 @@
         <w:pStyle w:val="ListNumber"/>
         <w:spacing w:after="60" w:line="276" w:lineRule="auto"/>
       </w:pPr>
-      <w:r>
-        <w:rPr>
-          <w:b/>
-        </w:rPr>
-        <w:t>Granular Emotion Classification</w:t>
-      </w:r>
-      <w:r>
-        <w:t xml:space="preserve">: A 9-class classification head mapping contextualized sentence representations ($h_{[CLS]} \in \mathbb{R}^{768}$) through a dropout layer ($p = 0.3$) and a dense linear layer ($W_e \in \mathbb{R}^{9 \times 768}$) into a softmax distribution across nine discrete affective states: </w:t>
-      </w:r>
-      <w:r>
-        <w:rPr>
-          <w:i/>
-        </w:rPr>
-        <w:t>Anger, Disgust, Fear, Joy, Trust, Neutral, Sadness, Interest, Surprise</w:t>
-      </w:r>
-      <w:r>
-        <w:t>.</w:t>
+      <w:r/>
+      <w:r>
+        <w:rPr>
+          <w:rFonts w:ascii="Times New Roman" w:hAnsi="Times New Roman"/>
+          <w:sz w:val="22"/>
+        </w:rPr>
+        <w:t>Granular Emotion Classification: A 9-class classification head mapping contextualized sentence representations ($h_{[CLS]} \in \mathbb{R}^{768}$) through a dropout layer ($p = 0.3$) and a dense linear layer ($W_e \in \mathbb{R}^{9 \times 768}$) into a softmax distribution across nine discrete affective states: Anger, Disgust, Fear, Joy, Trust, Neutral, Sadness, Interest, Surprise.</w:t>
       </w:r>
     </w:p>
     <w:p>
@@ -1661,29 +1447,46 @@
         <w:pStyle w:val="ListNumber"/>
         <w:spacing w:after="60" w:line="276" w:lineRule="auto"/>
       </w:pPr>
-      <w:r>
-        <w:rPr>
-          <w:b/>
-        </w:rPr>
-        <w:t>Pragmatic Sarcasm Detection</w:t>
-      </w:r>
-      <w:r>
-        <w:t>: A parallel binary classification head ($W_s \in \mathbb{R}^{2 \times 768}$) predicting sarcasm status ($y \in \{0, 1\}$) trained on paired instances of literal vs. paralinguistically inverted text.</w:t>
+      <w:r/>
+      <w:r>
+        <w:rPr>
+          <w:rFonts w:ascii="Times New Roman" w:hAnsi="Times New Roman"/>
+          <w:sz w:val="22"/>
+        </w:rPr>
+        <w:t>Pragmatic Sarcasm Detection: A parallel binary classification head ($W_s \in \mathbb{R}^{2 \times 768}$) predicting sarcasm status ($y \in \{0, 1\}$) trained on paired instances of literal vs. paralinguistically inverted text.</w:t>
       </w:r>
     </w:p>
     <w:p>
-      <w:r>
+      <w:pPr/>
+      <w:r/>
+      <w:r>
+        <w:rPr>
+          <w:rFonts w:ascii="Times New Roman" w:hAnsi="Times New Roman"/>
+          <w:sz w:val="22"/>
+        </w:rPr>
         <w:t>Fine-tuning parameters were optimized using AdamW ($\beta_1 = 0.9, \beta_2 = 0.999, \epsilon = 10^{-8}$), a maximum sequence length of 128 tokens, a batch size of 16, a linear learning rate warm-up over the first $10\%$ of steps followed by linear decay, and a base learning rate of $2 \times 10^{-5}$. The loss function minimized total multi-task cross-entropy:</w:t>
       </w:r>
     </w:p>
     <w:p>
-      <w:r>
+      <w:pPr/>
+      <w:r/>
+      <w:r>
+        <w:rPr>
+          <w:rFonts w:ascii="Times New Roman" w:hAnsi="Times New Roman"/>
+          <w:sz w:val="22"/>
+        </w:rPr>
         <w:t>$$\mathcal{L}_{total} = \lambda_1 \mathcal{L}_{emotion} + \lambda_2 \mathcal{L}_{sarcasm}$$</w:t>
       </w:r>
     </w:p>
     <w:p>
-      <w:r>
-        <w:t>where $\lambda_1 = 1.0$ and $\lambda_2 = 1.0$.</w:t>
+      <w:pPr/>
+      <w:r/>
+      <w:r>
+        <w:rPr>
+          <w:rFonts w:ascii="Times New Roman" w:hAnsi="Times New Roman"/>
+          <w:sz w:val="22"/>
+        </w:rPr>
+        <w:t>where $\lambda_1 = 1.0 and \lambda_2 = 1.0$.</w:t>
       </w:r>
     </w:p>
     <w:p>
@@ -1710,14 +1513,13 @@
         <w:pStyle w:val="ListBullet"/>
         <w:spacing w:after="60" w:line="276" w:lineRule="auto"/>
       </w:pPr>
-      <w:r>
-        <w:rPr>
-          <w:b/>
-        </w:rPr>
-        <w:t>Aspect 1: Budget &amp; Procurement ($A_1$)</w:t>
-      </w:r>
-      <w:r>
-        <w:t>: Discourse concerning the IDR 268-trillion fiscal envelope, parliamentary revisions, bidding transparency, fictitious SPPGs, vendor enrichment, and perceived corruption risks.</w:t>
+      <w:r/>
+      <w:r>
+        <w:rPr>
+          <w:rFonts w:ascii="Times New Roman" w:hAnsi="Times New Roman"/>
+          <w:sz w:val="22"/>
+        </w:rPr>
+        <w:t>Aspect 1: Budget &amp; Procurement (A_1): Discourse concerning the IDR 268-trillion fiscal envelope, parliamentary revisions, bidding transparency, fictitious SPPGs, vendor enrichment, and perceived corruption risks.</w:t>
       </w:r>
     </w:p>
     <w:p>
@@ -1725,23 +1527,13 @@
         <w:pStyle w:val="ListBullet"/>
         <w:spacing w:after="60" w:line="276" w:lineRule="auto"/>
       </w:pPr>
-      <w:r>
-        <w:rPr>
-          <w:b/>
-        </w:rPr>
-        <w:t>Aspect 2: Logistics &amp; Distribution ($A_2$)</w:t>
-      </w:r>
-      <w:r>
-        <w:t xml:space="preserve">: Discourse concerning operational food transport, SPPG suspensions, imported </w:t>
-      </w:r>
-      <w:r>
-        <w:rPr>
-          <w:i/>
-        </w:rPr>
-        <w:t>ompreng</w:t>
-      </w:r>
-      <w:r>
-        <w:t xml:space="preserve"> containers, catering capacity, delivery punctuality, and cold-chain breakdowns.</w:t>
+      <w:r/>
+      <w:r>
+        <w:rPr>
+          <w:rFonts w:ascii="Times New Roman" w:hAnsi="Times New Roman"/>
+          <w:sz w:val="22"/>
+        </w:rPr>
+        <w:t>Aspect 2: Logistics &amp; Distribution (A_2): Discourse concerning operational food transport, SPPG suspensions, imported ompreng containers, catering capacity, delivery punctuality, and cold-chain breakdowns.</w:t>
       </w:r>
     </w:p>
     <w:p>
@@ -1749,46 +1541,24 @@
         <w:pStyle w:val="ListBullet"/>
         <w:spacing w:after="60" w:line="276" w:lineRule="auto"/>
       </w:pPr>
-      <w:r>
-        <w:rPr>
-          <w:b/>
-        </w:rPr>
-        <w:t>Aspect 3: Nutritional Quality ($A_3$)</w:t>
-      </w:r>
-      <w:r>
-        <w:t>: Discourse concerning dietary diversity, caloric adequacy, stunting reduction efficacy, food hygiene, portion sizes, and acute food poisoning outbreaks.</w:t>
+      <w:r/>
+      <w:r>
+        <w:rPr>
+          <w:rFonts w:ascii="Times New Roman" w:hAnsi="Times New Roman"/>
+          <w:sz w:val="22"/>
+        </w:rPr>
+        <w:t>Aspect 3: Nutritional Quality (A_3): Discourse concerning dietary diversity, caloric adequacy, stunting reduction efficacy, food hygiene, portion sizes, and acute food poisoning outbreaks.</w:t>
       </w:r>
     </w:p>
     <w:p>
-      <w:r>
-        <w:t xml:space="preserve">Sentences were segmented and aspect-tagged using domain lexicons, followed by contextual classification through the fine-tuned IndoBERT backbone. Emotion distributions were mapped into affective polarities: </w:t>
-      </w:r>
-      <w:r>
-        <w:rPr>
-          <w:i/>
-        </w:rPr>
-        <w:t>Disgust, Anger, Fear, Sadness</w:t>
-      </w:r>
-      <w:r>
-        <w:t xml:space="preserve"> $\rightarrow$ Negative Valenced; </w:t>
-      </w:r>
-      <w:r>
-        <w:rPr>
-          <w:i/>
-        </w:rPr>
-        <w:t>Joy, Trust</w:t>
-      </w:r>
-      <w:r>
-        <w:t xml:space="preserve"> $\rightarrow$ Positive Valenced; </w:t>
-      </w:r>
-      <w:r>
-        <w:rPr>
-          <w:i/>
-        </w:rPr>
-        <w:t>Neutral, Interest, Surprise</w:t>
-      </w:r>
-      <w:r>
-        <w:t xml:space="preserve"> $\rightarrow$ Neutral/Ambiguous.</w:t>
+      <w:pPr/>
+      <w:r/>
+      <w:r>
+        <w:rPr>
+          <w:rFonts w:ascii="Times New Roman" w:hAnsi="Times New Roman"/>
+          <w:sz w:val="22"/>
+        </w:rPr>
+        <w:t>Sentences were segmented and aspect-tagged using domain lexicons, followed by contextual classification through the fine-tuned IndoBERT backbone. Emotion distributions were mapped into affective polarities: Disgust, Anger, Fear, Sadness \rightarrow Negative Valenced; Joy, Trust \rightarrow Positive Valenced; Neutral, Interest, Surprise \rightarrow Neutral/Ambiguous.</w:t>
       </w:r>
     </w:p>
     <w:p>
@@ -1806,46 +1576,14 @@
       </w:r>
     </w:p>
     <w:p>
-      <w:r>
-        <w:t xml:space="preserve">To guarantee uncompromising reproducibility, low-latency live inference, and open-science accessibility for nationwide stakeholders, the computational pipeline of this study is deployed on </w:t>
-      </w:r>
-      <w:r>
-        <w:rPr>
-          <w:b/>
-        </w:rPr>
-        <w:t>Google Cloud Run</w:t>
-      </w:r>
-      <w:r>
-        <w:t xml:space="preserve">—a managed serverless container runtime environment deployed in the </w:t>
-      </w:r>
-      <w:r>
-        <w:rPr>
-          <w:b/>
-        </w:rPr>
-        <w:t>Jakarta Region (`asia-southeast2`)</w:t>
-      </w:r>
-      <w:r>
-        <w:t xml:space="preserve"> under Project </w:t>
-      </w:r>
-      <w:r>
-        <w:rPr>
-          <w:rFonts w:ascii="Consolas" w:hAnsi="Consolas"/>
-          <w:color w:val="1E2D6E"/>
-          <w:sz w:val="20"/>
-        </w:rPr>
-        <w:t>braided-trees-502809-r5</w:t>
-      </w:r>
-      <w:r>
-        <w:t xml:space="preserve"> (</w:t>
-      </w:r>
-      <w:r>
-        <w:rPr>
-          <w:i/>
-        </w:rPr>
-        <w:t>Thesis MBG Project</w:t>
-      </w:r>
-      <w:r>
-        <w:t>).</w:t>
+      <w:pPr/>
+      <w:r/>
+      <w:r>
+        <w:rPr>
+          <w:rFonts w:ascii="Times New Roman" w:hAnsi="Times New Roman"/>
+          <w:sz w:val="22"/>
+        </w:rPr>
+        <w:t>To guarantee uncompromising reproducibility, low-latency live inference, and open-science accessibility for nationwide stakeholders, the computational pipeline of this study is deployed on Google Cloud Run—a managed serverless container runtime environment deployed in the Jakarta Region (asia-southeast2) under Project braided-trees-502809-r5 (Thesis MBG Project).</w:t>
       </w:r>
     </w:p>
     <w:p>
@@ -3129,47 +2867,13 @@
         <w:pStyle w:val="ListBullet"/>
         <w:spacing w:after="60" w:line="276" w:lineRule="auto"/>
       </w:pPr>
-      <w:r>
-        <w:rPr>
-          <w:b/>
-        </w:rPr>
-        <w:t>25-Bit Volumetric Registers (`REG_TGT_25` &amp; `REG_ACC_25`)</w:t>
-      </w:r>
-      <w:r>
-        <w:t xml:space="preserve">: The target capacity of 30,000,000 unique records is formally expressed as the 25-bit binary sequence </w:t>
-      </w:r>
-      <w:r>
-        <w:rPr>
-          <w:rFonts w:ascii="Consolas" w:hAnsi="Consolas"/>
-          <w:color w:val="1E2D6E"/>
-          <w:sz w:val="20"/>
-        </w:rPr>
-        <w:t>1 1100 1001 1100 0011 1000 0000_2</w:t>
-      </w:r>
-      <w:r>
-        <w:t xml:space="preserve"> (hexadecimal </w:t>
-      </w:r>
-      <w:r>
-        <w:rPr>
-          <w:rFonts w:ascii="Consolas" w:hAnsi="Consolas"/>
-          <w:color w:val="1E2D6E"/>
-          <w:sz w:val="20"/>
-        </w:rPr>
-        <w:t>0x1C9C380</w:t>
-      </w:r>
-      <w:r>
-        <w:t>). The verified harvested count identically matches this sequence, yielding a zero-difference discrepancy register (</w:t>
-      </w:r>
-      <w:r>
-        <w:rPr>
-          <w:rFonts w:ascii="Consolas" w:hAnsi="Consolas"/>
-          <w:color w:val="1E2D6E"/>
-          <w:sz w:val="20"/>
-        </w:rPr>
-        <w:t>REG_DELTA_25 = 0 0000 0000 0000 0000 0000 0000_2</w:t>
-      </w:r>
-      <w:r>
-        <w:t>).</w:t>
+      <w:r/>
+      <w:r>
+        <w:rPr>
+          <w:rFonts w:ascii="Times New Roman" w:hAnsi="Times New Roman"/>
+          <w:sz w:val="22"/>
+        </w:rPr>
+        <w:t>25-Bit Volumetric Registers (REG_TGT_25 &amp; REG_ACC_25): The target capacity of 30,000,000 unique records is formally expressed as the 25-bit binary sequence 1 1100 1001 1100 0011 1000 0000_2 (hexadecimal 0x1C9C380). The verified harvested count identically matches this sequence, yielding a zero-difference discrepancy register (REG_DELTA_25 = 0 0000 0000 0000 0000 0000 0000_2).</w:t>
       </w:r>
     </w:p>
     <w:p>
@@ -3177,25 +2881,13 @@
         <w:pStyle w:val="ListBullet"/>
         <w:spacing w:after="60" w:line="276" w:lineRule="auto"/>
       </w:pPr>
-      <w:r>
-        <w:rPr>
-          <w:b/>
-        </w:rPr>
-        <w:t>36-Bit Physical Storage Register (`REG_SIZ_36`)</w:t>
-      </w:r>
-      <w:r>
-        <w:t xml:space="preserve">: The exact uncompressed corpus byte volume ($6{,}422{,}076{,}063$ bytes) is translated into raw bit length: $51{,}376{,}608{,}504$ bits (hexadecimal </w:t>
-      </w:r>
-      <w:r>
-        <w:rPr>
-          <w:rFonts w:ascii="Consolas" w:hAnsi="Consolas"/>
-          <w:color w:val="1E2D6E"/>
-          <w:sz w:val="20"/>
-        </w:rPr>
-        <w:t>0xBF4D65A68</w:t>
-      </w:r>
-      <w:r>
-        <w:t>, representing $51.38$ Gbit), ensuring hardware-level traceability.</w:t>
+      <w:r/>
+      <w:r>
+        <w:rPr>
+          <w:rFonts w:ascii="Times New Roman" w:hAnsi="Times New Roman"/>
+          <w:sz w:val="22"/>
+        </w:rPr>
+        <w:t>36-Bit Physical Storage Register (REG_SIZ_36): The exact uncompressed corpus byte volume ($6{,}422{,}076{,}063$ bytes) is translated into raw bit length: $51{,}376{,}608{,}504$ bits (hexadecimal 0xBF4D65A68, representing $51.38$ Gbit), ensuring hardware-level traceability.</w:t>
       </w:r>
     </w:p>
     <w:p>
@@ -3203,36 +2895,13 @@
         <w:pStyle w:val="ListBullet"/>
         <w:spacing w:after="60" w:line="276" w:lineRule="auto"/>
       </w:pPr>
-      <w:r>
-        <w:rPr>
-          <w:b/>
-        </w:rPr>
-        <w:t>64-Bit State Cryptographic Checksum (`REG_CHK_64`)</w:t>
-      </w:r>
-      <w:r>
-        <w:t xml:space="preserve">: The global corpus state is hashed into a 64-bit cryptographic digest </w:t>
-      </w:r>
-      <w:r>
-        <w:rPr>
-          <w:rFonts w:ascii="Consolas" w:hAnsi="Consolas"/>
-          <w:color w:val="1E2D6E"/>
-          <w:sz w:val="20"/>
-        </w:rPr>
-        <w:t>0xFC82792E48B23C5E</w:t>
-      </w:r>
-      <w:r>
-        <w:t xml:space="preserve"> (</w:t>
-      </w:r>
-      <w:r>
-        <w:rPr>
-          <w:rFonts w:ascii="Consolas" w:hAnsi="Consolas"/>
-          <w:color w:val="1E2D6E"/>
-          <w:sz w:val="20"/>
-        </w:rPr>
-        <w:t>11111100 10000010 01111001 00101110 01001000 10110010 00111100 01011110_2</w:t>
-      </w:r>
-      <w:r>
-        <w:t>), guaranteeing that any post-hoc tampering or row deletion produces an immediate bit-parity collapse.</w:t>
+      <w:r/>
+      <w:r>
+        <w:rPr>
+          <w:rFonts w:ascii="Times New Roman" w:hAnsi="Times New Roman"/>
+          <w:sz w:val="22"/>
+        </w:rPr>
+        <w:t>64-Bit State Cryptographic Checksum (REG_CHK_64): The global corpus state is hashed into a 64-bit cryptographic digest 0xFC82792E48B23C5E (11111100 10000010 01111001 00101110 01001000 10110010 00111100 01011110_2), guaranteeing that any post-hoc tampering or row deletion produces an immediate bit-parity collapse.</w:t>
       </w:r>
     </w:p>
     <w:p>
@@ -3240,47 +2909,13 @@
         <w:pStyle w:val="ListBullet"/>
         <w:spacing w:after="60" w:line="276" w:lineRule="auto"/>
       </w:pPr>
-      <w:r>
-        <w:rPr>
-          <w:b/>
-        </w:rPr>
-        <w:t>8-Bit Completeness and Regional Constraints</w:t>
-      </w:r>
-      <w:r>
-        <w:t xml:space="preserve">: A ratio of 100.00% validity is represented as </w:t>
-      </w:r>
-      <w:r>
-        <w:rPr>
-          <w:rFonts w:ascii="Consolas" w:hAnsi="Consolas"/>
-          <w:color w:val="1E2D6E"/>
-          <w:sz w:val="20"/>
-        </w:rPr>
-        <w:t>01100100_2</w:t>
-      </w:r>
-      <w:r>
-        <w:t xml:space="preserve"> ($100_{10}$), while the geographic language filter (</w:t>
-      </w:r>
-      <w:r>
-        <w:rPr>
-          <w:rFonts w:ascii="Consolas" w:hAnsi="Consolas"/>
-          <w:color w:val="1E2D6E"/>
-          <w:sz w:val="20"/>
-        </w:rPr>
-        <w:t>lang:id</w:t>
-      </w:r>
-      <w:r>
-        <w:t xml:space="preserve"> 100%) is locked under register </w:t>
-      </w:r>
-      <w:r>
-        <w:rPr>
-          <w:rFonts w:ascii="Consolas" w:hAnsi="Consolas"/>
-          <w:color w:val="1E2D6E"/>
-          <w:sz w:val="20"/>
-        </w:rPr>
-        <w:t>00000001_2</w:t>
-      </w:r>
-      <w:r>
-        <w:t>.</w:t>
+      <w:r/>
+      <w:r>
+        <w:rPr>
+          <w:rFonts w:ascii="Times New Roman" w:hAnsi="Times New Roman"/>
+          <w:sz w:val="22"/>
+        </w:rPr>
+        <w:t>8-Bit Completeness and Regional Constraints: A ratio of 100.00% validity is represented as 01100100_2 ($100_{10}$), while the geographic language filter (lang:id 100%) is locked under register 00000001_2.</w:t>
       </w:r>
     </w:p>
     <w:p>
@@ -3288,25 +2923,13 @@
         <w:pStyle w:val="ListBullet"/>
         <w:spacing w:after="60" w:line="276" w:lineRule="auto"/>
       </w:pPr>
-      <w:r>
-        <w:rPr>
-          <w:b/>
-        </w:rPr>
-        <w:t>1-Bit Integrity Assertions (`REG_VAL_01`)</w:t>
-      </w:r>
-      <w:r>
-        <w:t xml:space="preserve">: The holistic pipeline validation status is binary-asserted as </w:t>
-      </w:r>
-      <w:r>
-        <w:rPr>
-          <w:rFonts w:ascii="Consolas" w:hAnsi="Consolas"/>
-          <w:color w:val="1E2D6E"/>
-          <w:sz w:val="20"/>
-        </w:rPr>
-        <w:t>1_2</w:t>
-      </w:r>
-      <w:r>
-        <w:t xml:space="preserve"> (TRUE / PASSED), denoting absolute mathematical integrity across all processing nodes.</w:t>
+      <w:r/>
+      <w:r>
+        <w:rPr>
+          <w:rFonts w:ascii="Times New Roman" w:hAnsi="Times New Roman"/>
+          <w:sz w:val="22"/>
+        </w:rPr>
+        <w:t>1-Bit Integrity Assertions (REG_VAL_01): The holistic pipeline validation status is binary-asserted as 1_2 (TRUE / PASSED), denoting absolute mathematical integrity across all processing nodes.</w:t>
       </w:r>
     </w:p>
     <w:p>
@@ -3329,7 +2952,13 @@
       </w:r>
     </w:p>
     <w:p>
-      <w:r>
+      <w:pPr/>
+      <w:r/>
+      <w:r>
+        <w:rPr>
+          <w:rFonts w:ascii="Times New Roman" w:hAnsi="Times New Roman"/>
+          <w:sz w:val="22"/>
+        </w:rPr>
         <w:t>Graph operations were executed in Python using NetworkX 3.2. Let $G = (V, E)$ be a directed graph. The following structural parameters were calculated:</w:t>
       </w:r>
     </w:p>
@@ -3338,24 +2967,35 @@
         <w:pStyle w:val="ListNumber"/>
         <w:spacing w:after="60" w:line="276" w:lineRule="auto"/>
       </w:pPr>
-      <w:r>
-        <w:rPr>
-          <w:b/>
-        </w:rPr>
-        <w:t>In-Degree ($k_i^{in}$) and Out-Degree ($k_i^{out}$)</w:t>
-      </w:r>
-      <w:r>
-        <w:t>:</w:t>
+      <w:r/>
+      <w:r>
+        <w:rPr>
+          <w:rFonts w:ascii="Times New Roman" w:hAnsi="Times New Roman"/>
+          <w:sz w:val="22"/>
+        </w:rPr>
+        <w:t>In-Degree ($k_i^{in}$) and Out-Degree ($k_i^{out}$):</w:t>
       </w:r>
     </w:p>
     <w:p>
-      <w:r>
+      <w:pPr/>
+      <w:r/>
+      <w:r>
+        <w:rPr>
+          <w:rFonts w:ascii="Times New Roman" w:hAnsi="Times New Roman"/>
+          <w:sz w:val="22"/>
+        </w:rPr>
         <w:t>$$k_i^{in} = \sum_{j \in V} A_{ji}, \quad k_i^{out} = \sum_{j \in V} A_{ij}$$</w:t>
       </w:r>
     </w:p>
     <w:p>
-      <w:r>
-        <w:t>where $A$ is the binary adjacency matrix.</w:t>
+      <w:pPr/>
+      <w:r/>
+      <w:r>
+        <w:rPr>
+          <w:rFonts w:ascii="Times New Roman" w:hAnsi="Times New Roman"/>
+          <w:sz w:val="22"/>
+        </w:rPr>
+        <w:t>where A is the binary adjacency matrix.</w:t>
       </w:r>
     </w:p>
     <w:p>
@@ -3363,24 +3003,35 @@
         <w:pStyle w:val="ListNumber"/>
         <w:spacing w:after="60" w:line="276" w:lineRule="auto"/>
       </w:pPr>
-      <w:r>
-        <w:rPr>
-          <w:b/>
-        </w:rPr>
-        <w:t>Betweenness Centrality ($C_B(v)$)</w:t>
-      </w:r>
-      <w:r>
-        <w:t>: Measuring the proportion of all shortest paths passing through node $v$:</w:t>
+      <w:r/>
+      <w:r>
+        <w:rPr>
+          <w:rFonts w:ascii="Times New Roman" w:hAnsi="Times New Roman"/>
+          <w:sz w:val="22"/>
+        </w:rPr>
+        <w:t>Betweenness Centrality ($C_B(v)$): Measuring the proportion of all shortest paths passing through node v:</w:t>
       </w:r>
     </w:p>
     <w:p>
-      <w:r>
+      <w:pPr/>
+      <w:r/>
+      <w:r>
+        <w:rPr>
+          <w:rFonts w:ascii="Times New Roman" w:hAnsi="Times New Roman"/>
+          <w:sz w:val="22"/>
+        </w:rPr>
         <w:t>$$C_B(v) = \sum_{s \neq v \neq t} \frac{\sigma_{st}(v)}{\sigma_{st}}$$</w:t>
       </w:r>
     </w:p>
     <w:p>
-      <w:r>
-        <w:t>where $\sigma_{st}$ is the total number of shortest paths from $s$ to $t$, and $\sigma_{st}(v)$ is the number of those paths that pass through $v$.</w:t>
+      <w:pPr/>
+      <w:r/>
+      <w:r>
+        <w:rPr>
+          <w:rFonts w:ascii="Times New Roman" w:hAnsi="Times New Roman"/>
+          <w:sz w:val="22"/>
+        </w:rPr>
+        <w:t>where $\sigma_{st} is the total number of shortest paths from s to t$, and $\sigma_{st}(v) is the number of those paths that pass through v$.</w:t>
       </w:r>
     </w:p>
     <w:p>
@@ -3388,18 +3039,23 @@
         <w:pStyle w:val="ListNumber"/>
         <w:spacing w:after="60" w:line="276" w:lineRule="auto"/>
       </w:pPr>
-      <w:r>
-        <w:rPr>
-          <w:b/>
-        </w:rPr>
-        <w:t>Eigenvector Centrality ($x_v$)</w:t>
-      </w:r>
-      <w:r>
-        <w:t>:</w:t>
+      <w:r/>
+      <w:r>
+        <w:rPr>
+          <w:rFonts w:ascii="Times New Roman" w:hAnsi="Times New Roman"/>
+          <w:sz w:val="22"/>
+        </w:rPr>
+        <w:t>Eigenvector Centrality (x_v):</w:t>
       </w:r>
     </w:p>
     <w:p>
-      <w:r>
+      <w:pPr/>
+      <w:r/>
+      <w:r>
+        <w:rPr>
+          <w:rFonts w:ascii="Times New Roman" w:hAnsi="Times New Roman"/>
+          <w:sz w:val="22"/>
+        </w:rPr>
         <w:t>$$\lambda x_v = \sum_{t \in M(v)} x_t = \sum_{t \in V} A_{vt} x_t$$</w:t>
       </w:r>
     </w:p>
@@ -3413,24 +3069,35 @@
         <w:pStyle w:val="ListNumber"/>
         <w:spacing w:after="60" w:line="276" w:lineRule="auto"/>
       </w:pPr>
-      <w:r>
-        <w:rPr>
-          <w:b/>
-        </w:rPr>
-        <w:t>Louvain Modularity ($Q$)</w:t>
-      </w:r>
-      <w:r>
-        <w:t>:</w:t>
+      <w:r/>
+      <w:r>
+        <w:rPr>
+          <w:rFonts w:ascii="Times New Roman" w:hAnsi="Times New Roman"/>
+          <w:sz w:val="22"/>
+        </w:rPr>
+        <w:t>Louvain Modularity (Q):</w:t>
       </w:r>
     </w:p>
     <w:p>
-      <w:r>
+      <w:pPr/>
+      <w:r/>
+      <w:r>
+        <w:rPr>
+          <w:rFonts w:ascii="Times New Roman" w:hAnsi="Times New Roman"/>
+          <w:sz w:val="22"/>
+        </w:rPr>
         <w:t>$$Q = \frac{1}{2m} \sum_{i,j} \left[ A_{ij} - \frac{k_i k_j}{2m} \right] \delta(c_i, c_j)$$</w:t>
       </w:r>
     </w:p>
     <w:p>
-      <w:r>
-        <w:t>where $m = |E|$, $k_i$ is node degree, and $\delta(c_i, c_j) = 1$ if nodes $i, j$ belong to community $c$, else $0$.</w:t>
+      <w:pPr/>
+      <w:r/>
+      <w:r>
+        <w:rPr>
+          <w:rFonts w:ascii="Times New Roman" w:hAnsi="Times New Roman"/>
+          <w:sz w:val="22"/>
+        </w:rPr>
+        <w:t>where $m = |E|$, k_i is node degree, and $\delta(c_i, c_j) = 1 if nodes i, j belong to community c$, else 0.</w:t>
       </w:r>
     </w:p>
     <w:p>
@@ -3438,18 +3105,23 @@
         <w:pStyle w:val="ListNumber"/>
         <w:spacing w:after="60" w:line="276" w:lineRule="auto"/>
       </w:pPr>
-      <w:r>
-        <w:rPr>
-          <w:b/>
-        </w:rPr>
-        <w:t>Degree Assortativity ($r$)</w:t>
-      </w:r>
-      <w:r>
-        <w:t>:</w:t>
+      <w:r/>
+      <w:r>
+        <w:rPr>
+          <w:rFonts w:ascii="Times New Roman" w:hAnsi="Times New Roman"/>
+          <w:sz w:val="22"/>
+        </w:rPr>
+        <w:t>Degree Assortativity (r):</w:t>
       </w:r>
     </w:p>
     <w:p>
-      <w:r>
+      <w:pPr/>
+      <w:r/>
+      <w:r>
+        <w:rPr>
+          <w:rFonts w:ascii="Times New Roman" w:hAnsi="Times New Roman"/>
+          <w:sz w:val="22"/>
+        </w:rPr>
         <w:t>$$r = \frac{\sum_{xy} xy (e_{xy} - a_x b_y)}{\sigma_a \sigma_b}$$</w:t>
       </w:r>
     </w:p>
@@ -4011,14 +3683,11 @@
             <w:pPr>
               <w:spacing w:before="60" w:after="60" w:line="252" w:lineRule="auto"/>
             </w:pPr>
-            <w:r>
-              <w:rPr>
-                <w:sz w:val="18"/>
-              </w:rPr>
-            </w:r>
-            <w:r>
-              <w:rPr>
-                <w:sz w:val="18"/>
+            <w:r/>
+            <w:r>
+              <w:rPr>
+                <w:rFonts w:ascii="Times New Roman" w:hAnsi="Times New Roman"/>
+                <w:sz w:val="20"/>
               </w:rPr>
               <w:t>$\</w:t>
             </w:r>
@@ -4065,14 +3734,11 @@
             <w:pPr>
               <w:spacing w:before="60" w:after="60" w:line="252" w:lineRule="auto"/>
             </w:pPr>
-            <w:r>
-              <w:rPr>
-                <w:sz w:val="18"/>
-              </w:rPr>
-            </w:r>
-            <w:r>
-              <w:rPr>
-                <w:sz w:val="18"/>
+            <w:r/>
+            <w:r>
+              <w:rPr>
+                <w:rFonts w:ascii="Times New Roman" w:hAnsi="Times New Roman"/>
+                <w:sz w:val="20"/>
               </w:rPr>
               <w:t>$</w:t>
             </w:r>
@@ -4218,14 +3884,11 @@
             <w:pPr>
               <w:spacing w:before="60" w:after="60" w:line="252" w:lineRule="auto"/>
             </w:pPr>
-            <w:r>
-              <w:rPr>
-                <w:sz w:val="18"/>
-              </w:rPr>
-            </w:r>
-            <w:r>
-              <w:rPr>
-                <w:sz w:val="18"/>
+            <w:r/>
+            <w:r>
+              <w:rPr>
+                <w:rFonts w:ascii="Times New Roman" w:hAnsi="Times New Roman"/>
+                <w:sz w:val="20"/>
               </w:rPr>
               <w:t>$\</w:t>
             </w:r>
@@ -4272,14 +3935,11 @@
             <w:pPr>
               <w:spacing w:before="60" w:after="60" w:line="252" w:lineRule="auto"/>
             </w:pPr>
-            <w:r>
-              <w:rPr>
-                <w:sz w:val="18"/>
-              </w:rPr>
-            </w:r>
-            <w:r>
-              <w:rPr>
-                <w:sz w:val="18"/>
+            <w:r/>
+            <w:r>
+              <w:rPr>
+                <w:rFonts w:ascii="Times New Roman" w:hAnsi="Times New Roman"/>
+                <w:sz w:val="20"/>
               </w:rPr>
               <w:t>$</w:t>
             </w:r>
@@ -4815,16 +4475,13 @@
             <w:pPr>
               <w:spacing w:before="60" w:after="60" w:line="252" w:lineRule="auto"/>
             </w:pPr>
-            <w:r>
-              <w:rPr>
-                <w:sz w:val="18"/>
-              </w:rPr>
-            </w:r>
-            <w:r>
-              <w:rPr>
-                <w:sz w:val="18"/>
-              </w:rPr>
-              <w:t>$\rho$</w:t>
+            <w:r/>
+            <w:r>
+              <w:rPr>
+                <w:rFonts w:ascii="Times New Roman" w:hAnsi="Times New Roman"/>
+                <w:sz w:val="20"/>
+              </w:rPr>
+              <w:t>\rho</w:t>
             </w:r>
           </w:p>
         </w:tc>
@@ -4870,14 +4527,11 @@
             <w:pPr>
               <w:spacing w:before="60" w:after="60" w:line="252" w:lineRule="auto"/>
             </w:pPr>
-            <w:r>
-              <w:rPr>
-                <w:sz w:val="18"/>
-              </w:rPr>
-            </w:r>
-            <w:r>
-              <w:rPr>
-                <w:sz w:val="18"/>
+            <w:r/>
+            <w:r>
+              <w:rPr>
+                <w:rFonts w:ascii="Times New Roman" w:hAnsi="Times New Roman"/>
+                <w:sz w:val="20"/>
               </w:rPr>
               <w:t>Extremely sparse; only $0.07\%$ of possible ties realized</w:t>
             </w:r>
@@ -5010,16 +4664,13 @@
             <w:pPr>
               <w:spacing w:before="60" w:after="60" w:line="252" w:lineRule="auto"/>
             </w:pPr>
-            <w:r>
-              <w:rPr>
-                <w:sz w:val="18"/>
-              </w:rPr>
-            </w:r>
-            <w:r>
-              <w:rPr>
-                <w:sz w:val="18"/>
-              </w:rPr>
-              <w:t>$R$</w:t>
+            <w:r/>
+            <w:r>
+              <w:rPr>
+                <w:rFonts w:ascii="Times New Roman" w:hAnsi="Times New Roman"/>
+                <w:sz w:val="20"/>
+              </w:rPr>
+              <w:t>R</w:t>
             </w:r>
           </w:p>
         </w:tc>
@@ -5205,14 +4856,11 @@
             <w:pPr>
               <w:spacing w:before="60" w:after="60" w:line="252" w:lineRule="auto"/>
             </w:pPr>
-            <w:r>
-              <w:rPr>
-                <w:sz w:val="18"/>
-              </w:rPr>
-            </w:r>
-            <w:r>
-              <w:rPr>
-                <w:sz w:val="18"/>
+            <w:r/>
+            <w:r>
+              <w:rPr>
+                <w:rFonts w:ascii="Times New Roman" w:hAnsi="Times New Roman"/>
+                <w:sz w:val="20"/>
               </w:rPr>
               <w:t>$N_{WCC}$</w:t>
             </w:r>
@@ -5400,14 +5048,11 @@
             <w:pPr>
               <w:spacing w:before="60" w:after="60" w:line="252" w:lineRule="auto"/>
             </w:pPr>
-            <w:r>
-              <w:rPr>
-                <w:sz w:val="18"/>
-              </w:rPr>
-            </w:r>
-            <w:r>
-              <w:rPr>
-                <w:sz w:val="18"/>
+            <w:r/>
+            <w:r>
+              <w:rPr>
+                <w:rFonts w:ascii="Times New Roman" w:hAnsi="Times New Roman"/>
+                <w:sz w:val="20"/>
               </w:rPr>
               <w:t>$\</w:t>
             </w:r>
@@ -5508,14 +5153,11 @@
             <w:pPr>
               <w:spacing w:before="60" w:after="60" w:line="252" w:lineRule="auto"/>
             </w:pPr>
-            <w:r>
-              <w:rPr>
-                <w:sz w:val="18"/>
-              </w:rPr>
-            </w:r>
-            <w:r>
-              <w:rPr>
-                <w:sz w:val="18"/>
+            <w:r/>
+            <w:r>
+              <w:rPr>
+                <w:rFonts w:ascii="Times New Roman" w:hAnsi="Times New Roman"/>
+                <w:sz w:val="20"/>
               </w:rPr>
               <w:t>$</w:t>
             </w:r>
@@ -5563,14 +5205,11 @@
             <w:pPr>
               <w:spacing w:before="60" w:after="60" w:line="252" w:lineRule="auto"/>
             </w:pPr>
-            <w:r>
-              <w:rPr>
-                <w:sz w:val="18"/>
-              </w:rPr>
-            </w:r>
-            <w:r>
-              <w:rPr>
-                <w:sz w:val="18"/>
+            <w:r/>
+            <w:r>
+              <w:rPr>
+                <w:rFonts w:ascii="Times New Roman" w:hAnsi="Times New Roman"/>
+                <w:sz w:val="20"/>
               </w:rPr>
               <w:t>Less than $10\%$ of actors participate in the primary conversational core</w:t>
             </w:r>
@@ -5619,16 +5258,13 @@
             <w:pPr>
               <w:spacing w:before="60" w:after="60" w:line="252" w:lineRule="auto"/>
             </w:pPr>
-            <w:r>
-              <w:rPr>
-                <w:sz w:val="18"/>
-              </w:rPr>
-            </w:r>
-            <w:r>
-              <w:rPr>
-                <w:sz w:val="18"/>
-              </w:rPr>
-              <w:t>$D$</w:t>
+            <w:r/>
+            <w:r>
+              <w:rPr>
+                <w:rFonts w:ascii="Times New Roman" w:hAnsi="Times New Roman"/>
+                <w:sz w:val="20"/>
+              </w:rPr>
+              <w:t>D</w:t>
             </w:r>
           </w:p>
         </w:tc>
@@ -5814,16 +5450,13 @@
             <w:pPr>
               <w:spacing w:before="60" w:after="60" w:line="252" w:lineRule="auto"/>
             </w:pPr>
-            <w:r>
-              <w:rPr>
-                <w:sz w:val="18"/>
-              </w:rPr>
-            </w:r>
-            <w:r>
-              <w:rPr>
-                <w:sz w:val="18"/>
-              </w:rPr>
-              <w:t>$L$</w:t>
+            <w:r/>
+            <w:r>
+              <w:rPr>
+                <w:rFonts w:ascii="Times New Roman" w:hAnsi="Times New Roman"/>
+                <w:sz w:val="20"/>
+              </w:rPr>
+              <w:t>L</w:t>
             </w:r>
           </w:p>
         </w:tc>
@@ -6009,14 +5642,11 @@
             <w:pPr>
               <w:spacing w:before="60" w:after="60" w:line="252" w:lineRule="auto"/>
             </w:pPr>
-            <w:r>
-              <w:rPr>
-                <w:sz w:val="18"/>
-              </w:rPr>
-            </w:r>
-            <w:r>
-              <w:rPr>
-                <w:sz w:val="18"/>
+            <w:r/>
+            <w:r>
+              <w:rPr>
+                <w:rFonts w:ascii="Times New Roman" w:hAnsi="Times New Roman"/>
+                <w:sz w:val="20"/>
               </w:rPr>
               <w:t>$\bar{C}$</w:t>
             </w:r>
@@ -6204,16 +5834,13 @@
             <w:pPr>
               <w:spacing w:before="60" w:after="60" w:line="252" w:lineRule="auto"/>
             </w:pPr>
-            <w:r>
-              <w:rPr>
-                <w:sz w:val="18"/>
-              </w:rPr>
-            </w:r>
-            <w:r>
-              <w:rPr>
-                <w:sz w:val="18"/>
-              </w:rPr>
-              <w:t>$Q$</w:t>
+            <w:r/>
+            <w:r>
+              <w:rPr>
+                <w:rFonts w:ascii="Times New Roman" w:hAnsi="Times New Roman"/>
+                <w:sz w:val="20"/>
+              </w:rPr>
+              <w:t>Q</w:t>
             </w:r>
           </w:p>
         </w:tc>
@@ -6259,14 +5886,11 @@
             <w:pPr>
               <w:spacing w:before="60" w:after="60" w:line="252" w:lineRule="auto"/>
             </w:pPr>
-            <w:r>
-              <w:rPr>
-                <w:sz w:val="18"/>
-              </w:rPr>
-            </w:r>
-            <w:r>
-              <w:rPr>
-                <w:sz w:val="18"/>
+            <w:r/>
+            <w:r>
+              <w:rPr>
+                <w:rFonts w:ascii="Times New Roman" w:hAnsi="Times New Roman"/>
+                <w:sz w:val="20"/>
               </w:rPr>
               <w:t>Hyper-fragmented community segregation ($Q \to 1.0$)</w:t>
             </w:r>
@@ -6399,16 +6023,13 @@
             <w:pPr>
               <w:spacing w:before="60" w:after="60" w:line="252" w:lineRule="auto"/>
             </w:pPr>
-            <w:r>
-              <w:rPr>
-                <w:sz w:val="18"/>
-              </w:rPr>
-            </w:r>
-            <w:r>
-              <w:rPr>
-                <w:sz w:val="18"/>
-              </w:rPr>
-              <w:t>$r$</w:t>
+            <w:r/>
+            <w:r>
+              <w:rPr>
+                <w:rFonts w:ascii="Times New Roman" w:hAnsi="Times New Roman"/>
+                <w:sz w:val="20"/>
+              </w:rPr>
+              <w:t>r</w:t>
             </w:r>
           </w:p>
         </w:tc>
@@ -6594,16 +6215,13 @@
             <w:pPr>
               <w:spacing w:before="60" w:after="60" w:line="252" w:lineRule="auto"/>
             </w:pPr>
-            <w:r>
-              <w:rPr>
-                <w:sz w:val="18"/>
-              </w:rPr>
-            </w:r>
-            <w:r>
-              <w:rPr>
-                <w:sz w:val="18"/>
-              </w:rPr>
-              <w:t>$\alpha$</w:t>
+            <w:r/>
+            <w:r>
+              <w:rPr>
+                <w:rFonts w:ascii="Times New Roman" w:hAnsi="Times New Roman"/>
+                <w:sz w:val="20"/>
+              </w:rPr>
+              <w:t>\alpha</w:t>
             </w:r>
           </w:p>
         </w:tc>
@@ -6649,14 +6267,11 @@
             <w:pPr>
               <w:spacing w:before="60" w:after="60" w:line="252" w:lineRule="auto"/>
             </w:pPr>
-            <w:r>
-              <w:rPr>
-                <w:sz w:val="18"/>
-              </w:rPr>
-            </w:r>
-            <w:r>
-              <w:rPr>
-                <w:sz w:val="18"/>
+            <w:r/>
+            <w:r>
+              <w:rPr>
+                <w:rFonts w:ascii="Times New Roman" w:hAnsi="Times New Roman"/>
+                <w:sz w:val="20"/>
               </w:rPr>
               <w:t>Heavy-tailed degree distribution estimate ($2 &lt; \alpha &lt; 3$)</w:t>
             </w:r>
@@ -6795,14 +6410,11 @@
             <w:pPr>
               <w:spacing w:before="60" w:after="60" w:line="252" w:lineRule="auto"/>
             </w:pPr>
-            <w:r>
-              <w:rPr>
-                <w:sz w:val="18"/>
-              </w:rPr>
-            </w:r>
-            <w:r>
-              <w:rPr>
-                <w:sz w:val="18"/>
+            <w:r/>
+            <w:r>
+              <w:rPr>
+                <w:rFonts w:ascii="Times New Roman" w:hAnsi="Times New Roman"/>
+                <w:sz w:val="20"/>
               </w:rPr>
               <w:t>$\max(k^{\text{in}})$</w:t>
             </w:r>
@@ -6991,13 +6603,25 @@
       </w:r>
     </w:p>
     <w:p>
-      <w:r>
+      <w:pPr/>
+      <w:r/>
+      <w:r>
+        <w:rPr>
+          <w:rFonts w:ascii="Times New Roman" w:hAnsi="Times New Roman"/>
+          <w:sz w:val="22"/>
+        </w:rPr>
         <w:t>As evident in Figure 6, the empirical in-degree distribution is consistent with a heavy-tailed degree distribution, with an estimated scaling exponent $\alpha = 2.168$. In the statistical physics of complex networks (Barabási &amp; Albert, 1999; Clauset, Shalizi, &amp; Newman, 2009), an exponent in the range $2 &lt; \alpha &lt; 3$ is commonly associated with heavy-tailed or heavy-tailed network structure models; however, the exponent alone does not establish a definitive power-law fit or imply universal network resilience.</w:t>
       </w:r>
     </w:p>
     <w:p>
-      <w:r>
-        <w:t>The reciprocity metric ($R = 1.20\%$) constitutes a vital communicative finding. On conversational social networks, healthy democratic deliberation typically exhibits reciprocity scores between $15\%$ and $30\%$. An empirical score of $1.20\%$ indicates that communicative exchange in MBG discourse is virtually devoid of dialogue. Citizens do not engage in mutual conversation; rather, they perform broadcast monologues, sling sarcasm toward institutional accounts, or query third-party oracles.</w:t>
+      <w:pPr/>
+      <w:r/>
+      <w:r>
+        <w:rPr>
+          <w:rFonts w:ascii="Times New Roman" w:hAnsi="Times New Roman"/>
+          <w:sz w:val="22"/>
+        </w:rPr>
+        <w:t>The reciprocity metric ($R = 1.20\%$) constitutes a vital communicative finding. On conversational social networks, healthy democratic deliberation typically exhibits reciprocity scores between $15\% and 30\%$. An empirical score of $1.20\%$ indicates that communicative exchange in MBG discourse is virtually devoid of dialogue. Citizens do not engage in mutual conversation; rather, they perform broadcast monologues, sling sarcasm toward institutional accounts, or query third-party oracles.</w:t>
       </w:r>
     </w:p>
     <w:p>
@@ -7072,14 +6696,13 @@
         <w:pStyle w:val="ListNumber"/>
         <w:spacing w:after="60" w:line="276" w:lineRule="auto"/>
       </w:pPr>
-      <w:r>
-        <w:rPr>
-          <w:b/>
-        </w:rPr>
-        <w:t>The Giant Component ($9.17\%$)</w:t>
-      </w:r>
-      <w:r>
-        <w:t>: The largest connected component encompasses only 89 nodes. Within this core, diverse ideological camps collide: pro-government accounts defending regional pilot projects in Papua, citizen activists reporting food hygiene violations, and sarcastic commenters.</w:t>
+      <w:r/>
+      <w:r>
+        <w:rPr>
+          <w:rFonts w:ascii="Times New Roman" w:hAnsi="Times New Roman"/>
+          <w:sz w:val="22"/>
+        </w:rPr>
+        <w:t>The Giant Component ($9.17\%$): The largest connected component encompasses only 89 nodes. Within this core, diverse ideological camps collide: pro-government accounts defending regional pilot projects in Papua, citizen activists reporting food hygiene violations, and sarcastic commenters.</w:t>
       </w:r>
     </w:p>
     <w:p>
@@ -7112,26 +6735,14 @@
       </w:r>
     </w:p>
     <w:p>
-      <w:r>
-        <w:t xml:space="preserve">Application of the Louvain community detection algorithm to the graph projection produced </w:t>
-      </w:r>
-      <w:r>
-        <w:rPr>
-          <w:b/>
-        </w:rPr>
-        <w:t>342 distinct communities</w:t>
-      </w:r>
-      <w:r>
-        <w:t xml:space="preserve">, achieving a modularity score of </w:t>
-      </w:r>
-      <w:r>
-        <w:rPr>
-          <w:b/>
-        </w:rPr>
-        <w:t>$Q = 0.9837$</w:t>
-      </w:r>
-      <w:r>
-        <w:t>. To put this score in perspective, classical literature (Newman, 2006) considers $Q &gt; 0.4$ indicative of strong community structure. A score of $0.9837$ borders on the theoretical maximum of $1.0$, indicating very strong community structure in the observed graph.</w:t>
+      <w:pPr/>
+      <w:r/>
+      <w:r>
+        <w:rPr>
+          <w:rFonts w:ascii="Times New Roman" w:hAnsi="Times New Roman"/>
+          <w:sz w:val="22"/>
+        </w:rPr>
+        <w:t>Application of the Louvain community detection algorithm to the graph projection produced 342 distinct communities, achieving a modularity score of $Q = 0.9837$. To put this score in perspective, classical literature (Newman, 2006) considers $Q &gt; 0.4$ indicative of strong community structure. A score of $0.9837 borders on the theoretical maximum of 1.0$, indicating very strong community structure in the observed graph.</w:t>
       </w:r>
     </w:p>
     <w:p>
@@ -7159,14 +6770,13 @@
         <w:pStyle w:val="ListBullet"/>
         <w:spacing w:after="60" w:line="276" w:lineRule="auto"/>
       </w:pPr>
-      <w:r>
-        <w:rPr>
-          <w:b/>
-        </w:rPr>
-        <w:t>Total Internal Edges</w:t>
-      </w:r>
-      <w:r>
-        <w:t>: 691 edges ($99.86\%$) connect nodes strictly within the same community.</w:t>
+      <w:r/>
+      <w:r>
+        <w:rPr>
+          <w:rFonts w:ascii="Times New Roman" w:hAnsi="Times New Roman"/>
+          <w:sz w:val="22"/>
+        </w:rPr>
+        <w:t>Total Internal Edges: 691 edges ($99.86\%$) connect nodes strictly within the same community.</w:t>
       </w:r>
     </w:p>
     <w:p>
@@ -7174,23 +6784,13 @@
         <w:pStyle w:val="ListBullet"/>
         <w:spacing w:after="60" w:line="276" w:lineRule="auto"/>
       </w:pPr>
-      <w:r>
-        <w:rPr>
-          <w:b/>
-        </w:rPr>
-        <w:t>Cross-Community Bridge Edges</w:t>
-      </w:r>
-      <w:r>
-        <w:t xml:space="preserve">: Exactly </w:t>
-      </w:r>
-      <w:r>
-        <w:rPr>
-          <w:b/>
-        </w:rPr>
-        <w:t>1 edge ($0.14\%$)</w:t>
-      </w:r>
-      <w:r>
-        <w:t xml:space="preserve"> spans across distinct communities.</w:t>
+      <w:r/>
+      <w:r>
+        <w:rPr>
+          <w:rFonts w:ascii="Times New Roman" w:hAnsi="Times New Roman"/>
+          <w:sz w:val="22"/>
+        </w:rPr>
+        <w:t>Cross-Community Bridge Edges: Exactly 1 edge ($0.14\%$) spans across distinct communities.</w:t>
       </w:r>
     </w:p>
     <w:p>
@@ -7463,15 +7063,11 @@
             <w:pPr>
               <w:spacing w:before="60" w:after="60" w:line="252" w:lineRule="auto"/>
             </w:pPr>
-            <w:r>
-              <w:rPr>
-                <w:sz w:val="18"/>
-              </w:rPr>
-            </w:r>
-            <w:r>
-              <w:rPr>
-                <w:b/>
-                <w:sz w:val="18"/>
+            <w:r/>
+            <w:r>
+              <w:rPr>
+                <w:rFonts w:ascii="Times New Roman" w:hAnsi="Times New Roman"/>
+                <w:sz w:val="20"/>
               </w:rPr>
               <w:t>#15</w:t>
             </w:r>
@@ -7518,14 +7114,11 @@
             <w:pPr>
               <w:spacing w:before="60" w:after="60" w:line="252" w:lineRule="auto"/>
             </w:pPr>
-            <w:r>
-              <w:rPr>
-                <w:sz w:val="18"/>
-              </w:rPr>
-            </w:r>
-            <w:r>
-              <w:rPr>
-                <w:sz w:val="18"/>
+            <w:r/>
+            <w:r>
+              <w:rPr>
+                <w:rFonts w:ascii="Times New Roman" w:hAnsi="Times New Roman"/>
+                <w:sz w:val="20"/>
               </w:rPr>
               <w:t>$4.74\%$</w:t>
             </w:r>
@@ -7545,15 +7138,11 @@
             <w:pPr>
               <w:spacing w:before="60" w:after="60" w:line="252" w:lineRule="auto"/>
             </w:pPr>
-            <w:r>
-              <w:rPr>
-                <w:sz w:val="18"/>
-              </w:rPr>
-            </w:r>
-            <w:r>
-              <w:rPr>
-                <w:b/>
-                <w:sz w:val="18"/>
+            <w:r/>
+            <w:r>
+              <w:rPr>
+                <w:rFonts w:ascii="Times New Roman" w:hAnsi="Times New Roman"/>
+                <w:sz w:val="20"/>
               </w:rPr>
               <w:t>DISGUST ($73.4\%$)</w:t>
             </w:r>
@@ -7659,15 +7248,11 @@
             <w:pPr>
               <w:spacing w:before="60" w:after="60" w:line="252" w:lineRule="auto"/>
             </w:pPr>
-            <w:r>
-              <w:rPr>
-                <w:sz w:val="18"/>
-              </w:rPr>
-            </w:r>
-            <w:r>
-              <w:rPr>
-                <w:b/>
-                <w:sz w:val="18"/>
+            <w:r/>
+            <w:r>
+              <w:rPr>
+                <w:rFonts w:ascii="Times New Roman" w:hAnsi="Times New Roman"/>
+                <w:sz w:val="20"/>
               </w:rPr>
               <w:t>#61</w:t>
             </w:r>
@@ -7714,14 +7299,11 @@
             <w:pPr>
               <w:spacing w:before="60" w:after="60" w:line="252" w:lineRule="auto"/>
             </w:pPr>
-            <w:r>
-              <w:rPr>
-                <w:sz w:val="18"/>
-              </w:rPr>
-            </w:r>
-            <w:r>
-              <w:rPr>
-                <w:sz w:val="18"/>
+            <w:r/>
+            <w:r>
+              <w:rPr>
+                <w:rFonts w:ascii="Times New Roman" w:hAnsi="Times New Roman"/>
+                <w:sz w:val="20"/>
               </w:rPr>
               <w:t>$4.43\%$</w:t>
             </w:r>
@@ -7741,14 +7323,11 @@
             <w:pPr>
               <w:spacing w:before="60" w:after="60" w:line="252" w:lineRule="auto"/>
             </w:pPr>
-            <w:r>
-              <w:rPr>
-                <w:sz w:val="18"/>
-              </w:rPr>
-            </w:r>
-            <w:r>
-              <w:rPr>
-                <w:sz w:val="18"/>
+            <w:r/>
+            <w:r>
+              <w:rPr>
+                <w:rFonts w:ascii="Times New Roman" w:hAnsi="Times New Roman"/>
+                <w:sz w:val="20"/>
               </w:rPr>
               <w:t>Neutral ($62.1\%$)</w:t>
             </w:r>
@@ -7854,15 +7433,11 @@
             <w:pPr>
               <w:spacing w:before="60" w:after="60" w:line="252" w:lineRule="auto"/>
             </w:pPr>
-            <w:r>
-              <w:rPr>
-                <w:sz w:val="18"/>
-              </w:rPr>
-            </w:r>
-            <w:r>
-              <w:rPr>
-                <w:b/>
-                <w:sz w:val="18"/>
+            <w:r/>
+            <w:r>
+              <w:rPr>
+                <w:rFonts w:ascii="Times New Roman" w:hAnsi="Times New Roman"/>
+                <w:sz w:val="20"/>
               </w:rPr>
               <w:t>#16</w:t>
             </w:r>
@@ -7909,14 +7484,11 @@
             <w:pPr>
               <w:spacing w:before="60" w:after="60" w:line="252" w:lineRule="auto"/>
             </w:pPr>
-            <w:r>
-              <w:rPr>
-                <w:sz w:val="18"/>
-              </w:rPr>
-            </w:r>
-            <w:r>
-              <w:rPr>
-                <w:sz w:val="18"/>
+            <w:r/>
+            <w:r>
+              <w:rPr>
+                <w:rFonts w:ascii="Times New Roman" w:hAnsi="Times New Roman"/>
+                <w:sz w:val="20"/>
               </w:rPr>
               <w:t>$1.85\%$</w:t>
             </w:r>
@@ -8049,15 +7621,11 @@
             <w:pPr>
               <w:spacing w:before="60" w:after="60" w:line="252" w:lineRule="auto"/>
             </w:pPr>
-            <w:r>
-              <w:rPr>
-                <w:sz w:val="18"/>
-              </w:rPr>
-            </w:r>
-            <w:r>
-              <w:rPr>
-                <w:b/>
-                <w:sz w:val="18"/>
+            <w:r/>
+            <w:r>
+              <w:rPr>
+                <w:rFonts w:ascii="Times New Roman" w:hAnsi="Times New Roman"/>
+                <w:sz w:val="20"/>
               </w:rPr>
               <w:t>#259</w:t>
             </w:r>
@@ -8104,14 +7672,11 @@
             <w:pPr>
               <w:spacing w:before="60" w:after="60" w:line="252" w:lineRule="auto"/>
             </w:pPr>
-            <w:r>
-              <w:rPr>
-                <w:sz w:val="18"/>
-              </w:rPr>
-            </w:r>
-            <w:r>
-              <w:rPr>
-                <w:sz w:val="18"/>
+            <w:r/>
+            <w:r>
+              <w:rPr>
+                <w:rFonts w:ascii="Times New Roman" w:hAnsi="Times New Roman"/>
+                <w:sz w:val="20"/>
               </w:rPr>
               <w:t>$1.44\%$</w:t>
             </w:r>
@@ -8244,15 +7809,11 @@
             <w:pPr>
               <w:spacing w:before="60" w:after="60" w:line="252" w:lineRule="auto"/>
             </w:pPr>
-            <w:r>
-              <w:rPr>
-                <w:sz w:val="18"/>
-              </w:rPr>
-            </w:r>
-            <w:r>
-              <w:rPr>
-                <w:b/>
-                <w:sz w:val="18"/>
+            <w:r/>
+            <w:r>
+              <w:rPr>
+                <w:rFonts w:ascii="Times New Roman" w:hAnsi="Times New Roman"/>
+                <w:sz w:val="20"/>
               </w:rPr>
               <w:t>#8</w:t>
             </w:r>
@@ -8299,14 +7860,11 @@
             <w:pPr>
               <w:spacing w:before="60" w:after="60" w:line="252" w:lineRule="auto"/>
             </w:pPr>
-            <w:r>
-              <w:rPr>
-                <w:sz w:val="18"/>
-              </w:rPr>
-            </w:r>
-            <w:r>
-              <w:rPr>
-                <w:sz w:val="18"/>
+            <w:r/>
+            <w:r>
+              <w:rPr>
+                <w:rFonts w:ascii="Times New Roman" w:hAnsi="Times New Roman"/>
+                <w:sz w:val="20"/>
               </w:rPr>
               <w:t>$1.13\%$</w:t>
             </w:r>
@@ -8428,15 +7986,11 @@
             <w:pPr>
               <w:spacing w:before="60" w:after="60" w:line="252" w:lineRule="auto"/>
             </w:pPr>
-            <w:r>
-              <w:rPr>
-                <w:sz w:val="18"/>
-              </w:rPr>
-            </w:r>
-            <w:r>
-              <w:rPr>
-                <w:b/>
-                <w:sz w:val="18"/>
+            <w:r/>
+            <w:r>
+              <w:rPr>
+                <w:rFonts w:ascii="Times New Roman" w:hAnsi="Times New Roman"/>
+                <w:sz w:val="20"/>
               </w:rPr>
               <w:t>#264</w:t>
             </w:r>
@@ -8489,14 +8043,11 @@
             <w:pPr>
               <w:spacing w:before="60" w:after="60" w:line="252" w:lineRule="auto"/>
             </w:pPr>
-            <w:r>
-              <w:rPr>
-                <w:sz w:val="18"/>
-              </w:rPr>
-            </w:r>
-            <w:r>
-              <w:rPr>
-                <w:sz w:val="18"/>
+            <w:r/>
+            <w:r>
+              <w:rPr>
+                <w:rFonts w:ascii="Times New Roman" w:hAnsi="Times New Roman"/>
+                <w:sz w:val="20"/>
               </w:rPr>
               <w:t>$1.03\%$</w:t>
             </w:r>
@@ -8894,18 +8445,11 @@
             <w:pPr>
               <w:spacing w:before="60" w:after="60" w:line="252" w:lineRule="auto"/>
             </w:pPr>
-            <w:r>
-              <w:rPr>
-                <w:b/>
-                <w:color w:val="0A1E3C"/>
-                <w:sz w:val="19"/>
-              </w:rPr>
-            </w:r>
-            <w:r>
-              <w:rPr>
-                <w:b/>
-                <w:color w:val="0A1E3C"/>
-                <w:sz w:val="19"/>
+            <w:r/>
+            <w:r>
+              <w:rPr>
+                <w:rFonts w:ascii="Times New Roman" w:hAnsi="Times New Roman"/>
+                <w:sz w:val="20"/>
               </w:rPr>
               <w:t>In-Degree ($k^{\text{in}}$)</w:t>
             </w:r>
@@ -8930,18 +8474,11 @@
             <w:pPr>
               <w:spacing w:before="60" w:after="60" w:line="252" w:lineRule="auto"/>
             </w:pPr>
-            <w:r>
-              <w:rPr>
-                <w:b/>
-                <w:color w:val="0A1E3C"/>
-                <w:sz w:val="19"/>
-              </w:rPr>
-            </w:r>
-            <w:r>
-              <w:rPr>
-                <w:b/>
-                <w:color w:val="0A1E3C"/>
-                <w:sz w:val="19"/>
+            <w:r/>
+            <w:r>
+              <w:rPr>
+                <w:rFonts w:ascii="Times New Roman" w:hAnsi="Times New Roman"/>
+                <w:sz w:val="20"/>
               </w:rPr>
               <w:t>Out-Degree ($k^{\text{out}}$)</w:t>
             </w:r>
@@ -8966,20 +8503,13 @@
             <w:pPr>
               <w:spacing w:before="60" w:after="60" w:line="252" w:lineRule="auto"/>
             </w:pPr>
-            <w:r>
-              <w:rPr>
-                <w:b/>
-                <w:color w:val="0A1E3C"/>
-                <w:sz w:val="19"/>
-              </w:rPr>
-            </w:r>
-            <w:r>
-              <w:rPr>
-                <w:b/>
-                <w:color w:val="0A1E3C"/>
-                <w:sz w:val="19"/>
-              </w:rPr>
-              <w:t>Betweenness ($C_B$)</w:t>
+            <w:r/>
+            <w:r>
+              <w:rPr>
+                <w:rFonts w:ascii="Times New Roman" w:hAnsi="Times New Roman"/>
+                <w:sz w:val="20"/>
+              </w:rPr>
+              <w:t>Betweenness (C_B)</w:t>
             </w:r>
           </w:p>
         </w:tc>
@@ -12386,28 +11916,24 @@
       <w:pPr>
         <w:spacing w:before="160" w:after="60"/>
       </w:pPr>
+      <w:r/>
       <w:r>
         <w:rPr>
           <w:rFonts w:ascii="Times New Roman" w:hAnsi="Times New Roman"/>
-          <w:b/>
-          <w:i/>
-          <w:sz w:val="24"/>
-        </w:rPr>
-        <w:t>Archetype 1: The Algorithmic Epistemic Oracle (`@grok`)</w:t>
+          <w:sz w:val="22"/>
+        </w:rPr>
+        <w:t>Archetype 1: The Algorithmic Epistemic Oracle (@grok)</w:t>
       </w:r>
     </w:p>
     <w:p>
-      <w:r>
-        <w:t xml:space="preserve">The account commanding the single highest in-degree in the entire network ($k^{in} = 42$) is neither a human political leader, a celebrated journalist, nor a media outlet. It is </w:t>
-      </w:r>
-      <w:r>
-        <w:rPr>
-          <w:b/>
-        </w:rPr>
-        <w:t>`@grok`</w:t>
-      </w:r>
-      <w:r>
-        <w:t>, the generative artificial intelligence agent embedded within platform X.</w:t>
+      <w:pPr/>
+      <w:r/>
+      <w:r>
+        <w:rPr>
+          <w:rFonts w:ascii="Times New Roman" w:hAnsi="Times New Roman"/>
+          <w:sz w:val="22"/>
+        </w:rPr>
+        <w:t>The account commanding the single highest in-degree in the entire network ($k^{in} = 42$) is neither a human political leader, a celebrated journalist, nor a media outlet. It is @grok, the generative artificial intelligence agent embedded within platform X.</w:t>
       </w:r>
     </w:p>
     <w:p>
@@ -12463,83 +11989,49 @@
       </w:r>
     </w:p>
     <w:p>
-      <w:r>
-        <w:t xml:space="preserve">This represents a notable pattern in the observed digital communication ecology: </w:t>
-      </w:r>
-      <w:r>
-        <w:rPr>
-          <w:b/>
-        </w:rPr>
-        <w:t>the algorithmic assistance in information verification</w:t>
-      </w:r>
-      <w:r>
-        <w:t xml:space="preserve">. In earlier media eras, citizens tagged investigative journalists, political fact-checkers, or academic experts to arbitrate contested political claims. In 2026, citizens outsource truth-verification to a corporate large language model operating in real time. Because </w:t>
-      </w:r>
-      <w:r>
-        <w:rPr>
-          <w:rFonts w:ascii="Consolas" w:hAnsi="Consolas"/>
-          <w:color w:val="1E2D6E"/>
-          <w:sz w:val="20"/>
-        </w:rPr>
-        <w:t>@grok</w:t>
-      </w:r>
-      <w:r>
-        <w:t xml:space="preserve"> possesses zero out-degree ($k^{out} = 0$, reflecting automated non-conversational replies), it operates as a high-in-degree informational target within the observed network.</w:t>
+      <w:pPr/>
+      <w:r/>
+      <w:r>
+        <w:rPr>
+          <w:rFonts w:ascii="Times New Roman" w:hAnsi="Times New Roman"/>
+          <w:sz w:val="22"/>
+        </w:rPr>
+        <w:t>This represents a notable pattern in the observed digital communication ecology: the algorithmic assistance in information verification. In earlier media eras, citizens tagged investigative journalists, political fact-checkers, or academic experts to arbitrate contested political claims. In 2026, citizens outsource truth-verification to a corporate large language model operating in real time. Because @grok possesses zero out-degree ($k^{out} = 0$, reflecting automated non-conversational replies), it operates as a high-in-degree informational target within the observed network.</w:t>
       </w:r>
     </w:p>
     <w:p>
       <w:pPr>
         <w:spacing w:before="160" w:after="60"/>
       </w:pPr>
+      <w:r/>
       <w:r>
         <w:rPr>
           <w:rFonts w:ascii="Times New Roman" w:hAnsi="Times New Roman"/>
-          <w:b/>
-          <w:i/>
-          <w:sz w:val="24"/>
-        </w:rPr>
-        <w:t>Archetype 2: The Institutional Target Sink (`@prabowo`)</w:t>
+          <w:sz w:val="22"/>
+        </w:rPr>
+        <w:t>Archetype 2: The Institutional Target Sink (@prabowo)</w:t>
       </w:r>
     </w:p>
     <w:p>
-      <w:r>
-        <w:t xml:space="preserve">The official account of President Prabowo Subianto exhibits an identical structural topology ($k^{in} = 15, k^{out} = 0$), but a completely different sociopolitical function. </w:t>
-      </w:r>
-      <w:r>
-        <w:rPr>
-          <w:rFonts w:ascii="Consolas" w:hAnsi="Consolas"/>
-          <w:color w:val="1E2D6E"/>
-          <w:sz w:val="20"/>
-        </w:rPr>
-        <w:t>@prabowo</w:t>
-      </w:r>
-      <w:r>
-        <w:t xml:space="preserve"> acts as a </w:t>
-      </w:r>
-      <w:r>
-        <w:rPr>
-          <w:b/>
-        </w:rPr>
-        <w:t>Target Sink</w:t>
-      </w:r>
-      <w:r>
-        <w:t>—a political lightning rod absorbing public frustration, satirical mockery, and moral appeals.</w:t>
+      <w:pPr/>
+      <w:r/>
+      <w:r>
+        <w:rPr>
+          <w:rFonts w:ascii="Times New Roman" w:hAnsi="Times New Roman"/>
+          <w:sz w:val="22"/>
+        </w:rPr>
+        <w:t>The official account of President Prabowo Subianto exhibits an identical structural topology ($k^{in} = 15, k^{out} = 0$), but a completely different sociopolitical function. @prabowo acts as a Target Sink—a political lightning rod absorbing public frustration, satirical mockery, and moral appeals.</w:t>
       </w:r>
     </w:p>
     <w:p>
-      <w:r>
-        <w:t xml:space="preserve">Significantly, </w:t>
-      </w:r>
-      <w:r>
-        <w:rPr>
-          <w:rFonts w:ascii="Consolas" w:hAnsi="Consolas"/>
-          <w:color w:val="1E2D6E"/>
-          <w:sz w:val="20"/>
-        </w:rPr>
-        <w:t>@prabowo</w:t>
-      </w:r>
-      <w:r>
-        <w:t xml:space="preserve"> achieves the highest betweenness centrality in the giant component ($C_B = 0.0052$). Even though the account issued zero direct replies to citizens, it acts as a topological bridge connecting disparate critic clusters who all share the common behavior of tagging the presidency in their complaints.</w:t>
+      <w:pPr/>
+      <w:r/>
+      <w:r>
+        <w:rPr>
+          <w:rFonts w:ascii="Times New Roman" w:hAnsi="Times New Roman"/>
+          <w:sz w:val="22"/>
+        </w:rPr>
+        <w:t>Significantly, @prabowo achieves the highest betweenness centrality in the giant component ($C_B = 0.0052$). Even though the account issued zero direct replies to citizens, it acts as a topological bridge connecting disparate critic clusters who all share the common behavior of tagging the presidency in their complaints.</w:t>
       </w:r>
     </w:p>
     <w:p>
@@ -12822,23 +12314,13 @@
             <w:pPr>
               <w:spacing w:before="60" w:after="60" w:line="252" w:lineRule="auto"/>
             </w:pPr>
-            <w:r>
-              <w:rPr>
-                <w:sz w:val="18"/>
-              </w:rPr>
-            </w:r>
-            <w:r>
-              <w:rPr>
-                <w:b/>
-                <w:sz w:val="18"/>
-              </w:rPr>
-              <w:t>Logistics &amp; Distribution</w:t>
-            </w:r>
-            <w:r>
-              <w:rPr>
-                <w:sz w:val="18"/>
-              </w:rPr>
-              <w:t xml:space="preserve"> ($A_2$)</w:t>
+            <w:r/>
+            <w:r>
+              <w:rPr>
+                <w:rFonts w:ascii="Times New Roman" w:hAnsi="Times New Roman"/>
+                <w:sz w:val="20"/>
+              </w:rPr>
+              <w:t>Logistics &amp; Distribution (A_2)</w:t>
             </w:r>
           </w:p>
         </w:tc>
@@ -12995,23 +12477,13 @@
             <w:pPr>
               <w:spacing w:before="60" w:after="60" w:line="252" w:lineRule="auto"/>
             </w:pPr>
-            <w:r>
-              <w:rPr>
-                <w:sz w:val="18"/>
-              </w:rPr>
-            </w:r>
-            <w:r>
-              <w:rPr>
-                <w:b/>
-                <w:sz w:val="18"/>
-              </w:rPr>
-              <w:t>Budget &amp; Procurement</w:t>
-            </w:r>
-            <w:r>
-              <w:rPr>
-                <w:sz w:val="18"/>
-              </w:rPr>
-              <w:t xml:space="preserve"> ($A_1$)</w:t>
+            <w:r/>
+            <w:r>
+              <w:rPr>
+                <w:rFonts w:ascii="Times New Roman" w:hAnsi="Times New Roman"/>
+                <w:sz w:val="20"/>
+              </w:rPr>
+              <w:t>Budget &amp; Procurement (A_1)</w:t>
             </w:r>
           </w:p>
         </w:tc>
@@ -13168,23 +12640,13 @@
             <w:pPr>
               <w:spacing w:before="60" w:after="60" w:line="252" w:lineRule="auto"/>
             </w:pPr>
-            <w:r>
-              <w:rPr>
-                <w:sz w:val="18"/>
-              </w:rPr>
-            </w:r>
-            <w:r>
-              <w:rPr>
-                <w:b/>
-                <w:sz w:val="18"/>
-              </w:rPr>
-              <w:t>Nutritional Quality</w:t>
-            </w:r>
-            <w:r>
-              <w:rPr>
-                <w:sz w:val="18"/>
-              </w:rPr>
-              <w:t xml:space="preserve"> ($A_3$)</w:t>
+            <w:r/>
+            <w:r>
+              <w:rPr>
+                <w:rFonts w:ascii="Times New Roman" w:hAnsi="Times New Roman"/>
+                <w:sz w:val="20"/>
+              </w:rPr>
+              <w:t>Nutritional Quality (A_3)</w:t>
             </w:r>
           </w:p>
         </w:tc>
@@ -13528,23 +12990,13 @@
         <w:pStyle w:val="ListNumber"/>
         <w:spacing w:after="60" w:line="276" w:lineRule="auto"/>
       </w:pPr>
-      <w:r>
-        <w:rPr>
-          <w:b/>
-        </w:rPr>
-        <w:t>The Overwhelming Hegemony of Disgust</w:t>
-      </w:r>
-      <w:r>
-        <w:t xml:space="preserve">: Across every operational dimension, </w:t>
-      </w:r>
-      <w:r>
-        <w:rPr>
-          <w:b/>
-        </w:rPr>
-        <w:t>Disgust accounts for over 70% of all affective expressions</w:t>
-      </w:r>
-      <w:r>
-        <w:t>, peaking at $78.91\%$ in Logistics &amp; Distribution and $77.01\%$ in Budget &amp; Procurement. In political psychology, anger signifies an active desire to correct an injustice, whereas disgust represents a visceral moral revulsion and a desire to purge or distance oneself from a contaminated entity (Rozin, Haidt, &amp; McCauley, 2000). The public does not view MBG implementation merely as an administrative delay; they view it as morally offensive.</w:t>
+      <w:r/>
+      <w:r>
+        <w:rPr>
+          <w:rFonts w:ascii="Times New Roman" w:hAnsi="Times New Roman"/>
+          <w:sz w:val="22"/>
+        </w:rPr>
+        <w:t>The Overwhelming Hegemony of Disgust: Across every operational dimension, Disgust accounts for over 70% of all affective expressions, peaking at $78.91\%$ in Logistics &amp; Distribution and $77.01\%$ in Budget &amp; Procurement. In political psychology, anger signifies an active desire to correct an injustice, whereas disgust represents a visceral moral revulsion and a desire to purge or distance oneself from a contaminated entity (Rozin, Haidt, &amp; McCauley, 2000). The public does not view MBG implementation merely as an administrative delay; they view it as morally offensive.</w:t>
       </w:r>
     </w:p>
     <w:p>
@@ -13552,23 +13004,13 @@
         <w:pStyle w:val="ListNumber"/>
         <w:spacing w:after="60" w:line="276" w:lineRule="auto"/>
       </w:pPr>
-      <w:r>
-        <w:rPr>
-          <w:b/>
-        </w:rPr>
-        <w:t>Discourse Volume Salience</w:t>
-      </w:r>
-      <w:r>
-        <w:t xml:space="preserve">: </w:t>
-      </w:r>
-      <w:r>
-        <w:rPr>
-          <w:b/>
-        </w:rPr>
-        <w:t>Nutritional Quality generates more than double the volume of Budget discourse ($1,344$ vs $535$ mentions)</w:t>
-      </w:r>
-      <w:r>
-        <w:t>. While national media elites obsess over macro-fiscal allocations in Jakarta, ordinary citizens on social media care overwhelmingly about what actually goes into the stomachs of their children. The physical experience of cold, spoiled, or unappetizing food drives citizen digital mobilization far more powerfully than abstract trillions of rupiah.</w:t>
+      <w:r/>
+      <w:r>
+        <w:rPr>
+          <w:rFonts w:ascii="Times New Roman" w:hAnsi="Times New Roman"/>
+          <w:sz w:val="22"/>
+        </w:rPr>
+        <w:t>Discourse Volume Salience: Nutritional Quality generates more than double the volume of Budget discourse ($1,344 vs 535$ mentions). While national media elites obsess over macro-fiscal allocations in Jakarta, ordinary citizens on social media care overwhelmingly about what actually goes into the stomachs of their children. The physical experience of cold, spoiled, or unappetizing food drives citizen digital mobilization far more powerfully than abstract trillions of rupiah.</w:t>
       </w:r>
     </w:p>
     <w:p>
@@ -13582,7 +13024,13 @@
       </w:r>
     </w:p>
     <w:p>
-      <w:r>
+      <w:pPr/>
+      <w:r/>
+      <w:r>
+        <w:rPr>
+          <w:rFonts w:ascii="Times New Roman" w:hAnsi="Times New Roman"/>
+          <w:sz w:val="22"/>
+        </w:rPr>
         <w:t>Trust ($7.14\%$ across aspects) is almost completely extinguished in the discourse. Even the highest recorded trust score—$8.85\%$ in Nutritional Quality—represents fewer than one in eleven citizens expressing confidence in the meals served.</w:t>
       </w:r>
     </w:p>
@@ -13855,7 +13303,13 @@
       </w:r>
     </w:p>
     <w:p>
-      <w:r>
+      <w:pPr/>
+      <w:r/>
+      <w:r>
+        <w:rPr>
+          <w:rFonts w:ascii="Times New Roman" w:hAnsi="Times New Roman"/>
+          <w:sz w:val="22"/>
+        </w:rPr>
         <w:t>During model testing on the held-out evaluation sample ($N = 561$), the automated preprocessing script encountered a pipeline exception in which testing-set ground-truth labels were uniformly recorded as "Neutral" (for the emotion task) and "Non-Sarcasm" (for the sarcasm detection task) owing to an upstream lambda function mapping artifact. As observed in Figure 2, this resulted in an artificial concentration of predictions along the neutral column, producing the affected evaluation log reported Accuracy = $0.39$ and weighted F1 = $0.56$ for emotion, and Accuracy = $0.379$ and weighted F1 = $0.550$ for sarcasm; these figures are retained as diagnostic results rather than validated benchmark performance.</w:t>
       </w:r>
     </w:p>
@@ -15517,14 +14971,11 @@
             <w:pPr>
               <w:spacing w:before="60" w:after="60" w:line="252" w:lineRule="auto"/>
             </w:pPr>
-            <w:r>
-              <w:rPr>
-                <w:sz w:val="18"/>
-              </w:rPr>
-            </w:r>
-            <w:r>
-              <w:rPr>
-                <w:sz w:val="18"/>
+            <w:r/>
+            <w:r>
+              <w:rPr>
+                <w:rFonts w:ascii="Times New Roman" w:hAnsi="Times New Roman"/>
+                <w:sz w:val="20"/>
               </w:rPr>
               <w:t>$\</w:t>
             </w:r>
@@ -15571,14 +15022,11 @@
             <w:pPr>
               <w:spacing w:before="60" w:after="60" w:line="252" w:lineRule="auto"/>
             </w:pPr>
-            <w:r>
-              <w:rPr>
-                <w:sz w:val="18"/>
-              </w:rPr>
-            </w:r>
-            <w:r>
-              <w:rPr>
-                <w:sz w:val="18"/>
+            <w:r/>
+            <w:r>
+              <w:rPr>
+                <w:rFonts w:ascii="Times New Roman" w:hAnsi="Times New Roman"/>
+                <w:sz w:val="20"/>
               </w:rPr>
               <w:t>$</w:t>
             </w:r>
@@ -15717,14 +15165,11 @@
             <w:pPr>
               <w:spacing w:before="60" w:after="60" w:line="252" w:lineRule="auto"/>
             </w:pPr>
-            <w:r>
-              <w:rPr>
-                <w:sz w:val="18"/>
-              </w:rPr>
-            </w:r>
-            <w:r>
-              <w:rPr>
-                <w:sz w:val="18"/>
+            <w:r/>
+            <w:r>
+              <w:rPr>
+                <w:rFonts w:ascii="Times New Roman" w:hAnsi="Times New Roman"/>
+                <w:sz w:val="20"/>
               </w:rPr>
               <w:t>$\</w:t>
             </w:r>
@@ -15771,14 +15216,11 @@
             <w:pPr>
               <w:spacing w:before="60" w:after="60" w:line="252" w:lineRule="auto"/>
             </w:pPr>
-            <w:r>
-              <w:rPr>
-                <w:sz w:val="18"/>
-              </w:rPr>
-            </w:r>
-            <w:r>
-              <w:rPr>
-                <w:sz w:val="18"/>
+            <w:r/>
+            <w:r>
+              <w:rPr>
+                <w:rFonts w:ascii="Times New Roman" w:hAnsi="Times New Roman"/>
+                <w:sz w:val="20"/>
               </w:rPr>
               <w:t>$</w:t>
             </w:r>
@@ -15917,16 +15359,13 @@
             <w:pPr>
               <w:spacing w:before="60" w:after="60" w:line="252" w:lineRule="auto"/>
             </w:pPr>
-            <w:r>
-              <w:rPr>
-                <w:sz w:val="18"/>
-              </w:rPr>
-            </w:r>
-            <w:r>
-              <w:rPr>
-                <w:sz w:val="18"/>
-              </w:rPr>
-              <w:t>$\rho$</w:t>
+            <w:r/>
+            <w:r>
+              <w:rPr>
+                <w:rFonts w:ascii="Times New Roman" w:hAnsi="Times New Roman"/>
+                <w:sz w:val="20"/>
+              </w:rPr>
+              <w:t>\rho</w:t>
             </w:r>
           </w:p>
         </w:tc>
@@ -16098,16 +15537,13 @@
             <w:pPr>
               <w:spacing w:before="60" w:after="60" w:line="252" w:lineRule="auto"/>
             </w:pPr>
-            <w:r>
-              <w:rPr>
-                <w:sz w:val="18"/>
-              </w:rPr>
-            </w:r>
-            <w:r>
-              <w:rPr>
-                <w:sz w:val="18"/>
-              </w:rPr>
-              <w:t>$WCC$</w:t>
+            <w:r/>
+            <w:r>
+              <w:rPr>
+                <w:rFonts w:ascii="Times New Roman" w:hAnsi="Times New Roman"/>
+                <w:sz w:val="20"/>
+              </w:rPr>
+              <w:t>WCC</w:t>
             </w:r>
           </w:p>
         </w:tc>
@@ -16313,23 +15749,13 @@
             <w:pPr>
               <w:spacing w:before="60" w:after="60" w:line="252" w:lineRule="auto"/>
             </w:pPr>
-            <w:r>
-              <w:rPr>
-                <w:sz w:val="18"/>
-              </w:rPr>
-            </w:r>
-            <w:r>
-              <w:rPr>
-                <w:b/>
-                <w:sz w:val="18"/>
-              </w:rPr>
-              <w:t>7.34%</w:t>
-            </w:r>
-            <w:r>
-              <w:rPr>
-                <w:sz w:val="18"/>
-              </w:rPr>
-              <w:t xml:space="preserve"> ($n = 8$)</w:t>
+            <w:r/>
+            <w:r>
+              <w:rPr>
+                <w:rFonts w:ascii="Times New Roman" w:hAnsi="Times New Roman"/>
+                <w:sz w:val="20"/>
+              </w:rPr>
+              <w:t>7.34% ($n = 8$)</w:t>
             </w:r>
           </w:p>
         </w:tc>
@@ -16347,23 +15773,13 @@
             <w:pPr>
               <w:spacing w:before="60" w:after="60" w:line="252" w:lineRule="auto"/>
             </w:pPr>
-            <w:r>
-              <w:rPr>
-                <w:sz w:val="18"/>
-              </w:rPr>
-            </w:r>
-            <w:r>
-              <w:rPr>
-                <w:b/>
-                <w:sz w:val="18"/>
-              </w:rPr>
-              <w:t>4.36%</w:t>
-            </w:r>
-            <w:r>
-              <w:rPr>
-                <w:sz w:val="18"/>
-              </w:rPr>
-              <w:t xml:space="preserve"> ($n = 38$)</w:t>
+            <w:r/>
+            <w:r>
+              <w:rPr>
+                <w:rFonts w:ascii="Times New Roman" w:hAnsi="Times New Roman"/>
+                <w:sz w:val="20"/>
+              </w:rPr>
+              <w:t>4.36% ($n = 38$)</w:t>
             </w:r>
           </w:p>
         </w:tc>
@@ -16479,16 +15895,13 @@
             <w:pPr>
               <w:spacing w:before="60" w:after="60" w:line="252" w:lineRule="auto"/>
             </w:pPr>
-            <w:r>
-              <w:rPr>
-                <w:sz w:val="18"/>
-              </w:rPr>
-            </w:r>
-            <w:r>
-              <w:rPr>
-                <w:sz w:val="18"/>
-              </w:rPr>
-              <w:t>$D$</w:t>
+            <w:r/>
+            <w:r>
+              <w:rPr>
+                <w:rFonts w:ascii="Times New Roman" w:hAnsi="Times New Roman"/>
+                <w:sz w:val="20"/>
+              </w:rPr>
+              <w:t>D</w:t>
             </w:r>
           </w:p>
         </w:tc>
@@ -16660,16 +16073,13 @@
             <w:pPr>
               <w:spacing w:before="60" w:after="60" w:line="252" w:lineRule="auto"/>
             </w:pPr>
-            <w:r>
-              <w:rPr>
-                <w:sz w:val="18"/>
-              </w:rPr>
-            </w:r>
-            <w:r>
-              <w:rPr>
-                <w:sz w:val="18"/>
-              </w:rPr>
-              <w:t>$L$</w:t>
+            <w:r/>
+            <w:r>
+              <w:rPr>
+                <w:rFonts w:ascii="Times New Roman" w:hAnsi="Times New Roman"/>
+                <w:sz w:val="20"/>
+              </w:rPr>
+              <w:t>L</w:t>
             </w:r>
           </w:p>
         </w:tc>
@@ -16841,16 +16251,13 @@
             <w:pPr>
               <w:spacing w:before="60" w:after="60" w:line="252" w:lineRule="auto"/>
             </w:pPr>
-            <w:r>
-              <w:rPr>
-                <w:sz w:val="18"/>
-              </w:rPr>
-            </w:r>
-            <w:r>
-              <w:rPr>
-                <w:sz w:val="18"/>
-              </w:rPr>
-              <w:t>$Q$</w:t>
+            <w:r/>
+            <w:r>
+              <w:rPr>
+                <w:rFonts w:ascii="Times New Roman" w:hAnsi="Times New Roman"/>
+                <w:sz w:val="20"/>
+              </w:rPr>
+              <w:t>Q</w:t>
             </w:r>
           </w:p>
         </w:tc>
@@ -17210,14 +16617,11 @@
             <w:pPr>
               <w:spacing w:before="60" w:after="60" w:line="252" w:lineRule="auto"/>
             </w:pPr>
-            <w:r>
-              <w:rPr>
-                <w:sz w:val="18"/>
-              </w:rPr>
-            </w:r>
-            <w:r>
-              <w:rPr>
-                <w:sz w:val="18"/>
+            <w:r/>
+            <w:r>
+              <w:rPr>
+                <w:rFonts w:ascii="Times New Roman" w:hAnsi="Times New Roman"/>
+                <w:sz w:val="20"/>
               </w:rPr>
               <w:t>$k_{max}^{in}$</w:t>
             </w:r>
@@ -17437,14 +16841,11 @@
             <w:pPr>
               <w:spacing w:before="60" w:after="60" w:line="252" w:lineRule="auto"/>
             </w:pPr>
-            <w:r>
-              <w:rPr>
-                <w:sz w:val="18"/>
-              </w:rPr>
-            </w:r>
-            <w:r>
-              <w:rPr>
-                <w:sz w:val="18"/>
+            <w:r/>
+            <w:r>
+              <w:rPr>
+                <w:rFonts w:ascii="Times New Roman" w:hAnsi="Times New Roman"/>
+                <w:sz w:val="20"/>
               </w:rPr>
               <w:t>$k_{max}^{out}$</w:t>
             </w:r>
@@ -17646,28 +17047,14 @@
       </w:r>
     </w:p>
     <w:p>
-      <w:r>
-        <w:t>While deep network and lexico-syntactic modeling was performed on the curated empirical corpus ($N = 3{,}395$ validated tweets and $\|V\| = 971$ interaction nodes), the scale of nationwide public interest necessitated an exhaustive, big-data scraping and telemetry audit across the entire Indonesian twittersphere (</w:t>
-      </w:r>
-      <w:r>
-        <w:rPr>
-          <w:rFonts w:ascii="Consolas" w:hAnsi="Consolas"/>
-          <w:color w:val="1E2D6E"/>
-          <w:sz w:val="20"/>
-        </w:rPr>
-        <w:t>lang:id</w:t>
-      </w:r>
-      <w:r>
-        <w:t xml:space="preserve">). A continuous multi-threaded acquisition pipeline gathered </w:t>
-      </w:r>
-      <w:r>
-        <w:rPr>
-          <w:b/>
-        </w:rPr>
-        <w:t>30,000,000 (Thirty Million) public tweets and interaction logs</w:t>
-      </w:r>
-      <w:r>
-        <w:t xml:space="preserve"> spanning January 06, 2025 through October 2026.</w:t>
+      <w:pPr/>
+      <w:r/>
+      <w:r>
+        <w:rPr>
+          <w:rFonts w:ascii="Times New Roman" w:hAnsi="Times New Roman"/>
+          <w:sz w:val="22"/>
+        </w:rPr>
+        <w:t>While deep network and lexico-syntactic modeling was performed on the curated empirical corpus ($N = 3{,}395 validated tweets and \|V\| = 971$ interaction nodes), the scale of nationwide public interest necessitated an exhaustive, big-data scraping and telemetry audit across the entire Indonesian twittersphere (lang:id). A continuous multi-threaded acquisition pipeline gathered 30,000,000 (Thirty Million) public tweets and interaction logs spanning January 06, 2025 through October 2026.</w:t>
       </w:r>
     </w:p>
     <w:p>
@@ -17680,11 +17067,11 @@
         <w:spacing w:before="120" w:after="120" w:line="240" w:lineRule="auto"/>
         <w:ind w:left="432" w:right="432"/>
       </w:pPr>
-      <w:r>
-        <w:rPr>
-          <w:rFonts w:ascii="Consolas" w:hAnsi="Consolas"/>
-          <w:color w:val="141E3C"/>
-          <w:sz w:val="17"/>
+      <w:r/>
+      <w:r>
+        <w:rPr>
+          <w:rFonts w:ascii="Times New Roman" w:hAnsi="Times New Roman"/>
+          <w:sz w:val="22"/>
         </w:rPr>
         <w:t>══════════════════════════════════════════════════════════════════════════════</w:t>
         <w:br/>
@@ -17706,7 +17093,7 @@
         <w:br/>
         <w:t xml:space="preserve">   ↳ 11111100 10000010 01111001 00101110 01001000 10110010 00111100 01011110</w:t>
         <w:br/>
-        <w:t xml:space="preserve"> Status Wilayah    : INDONESIA_ONLY   |  8-bit : 00000001_2 (`lang:id` 100%)</w:t>
+        <w:t xml:space="preserve"> Status Wilayah    : INDONESIA_ONLY   |  8-bit : 00000001_2 (lang:id 100%)</w:t>
         <w:br/>
         <w:t xml:space="preserve"> Status Validasi   : PASSED / VALID   |  1-bit : 1_2 (SUKSES PENUH)</w:t>
         <w:br/>
@@ -20601,26 +19988,35 @@
       </w:r>
     </w:p>
     <w:p>
-      <w:r>
-        <w:t>To operationalize these academic discoveries for governance and public health crisis management, a computational Early Warning System (</w:t>
-      </w:r>
-      <w:r>
-        <w:rPr>
-          <w:b/>
-        </w:rPr>
-        <w:t>Custom EWS v2 Engine</w:t>
-      </w:r>
-      <w:r>
-        <w:t>) was constructed. The engine calculates a continuous Policy Discourse Risk Score ($S_{EWS} \in [0, 100]$) through a linear composite model integrating natural language affective polarity, structural network vulnerability, and statistical volume anomaly detection:</w:t>
+      <w:pPr/>
+      <w:r/>
+      <w:r>
+        <w:rPr>
+          <w:rFonts w:ascii="Times New Roman" w:hAnsi="Times New Roman"/>
+          <w:sz w:val="22"/>
+        </w:rPr>
+        <w:t>To operationalize these academic discoveries for governance and public health crisis management, a computational Early Warning System (Custom EWS v2 Engine) was constructed. The engine calculates a continuous Policy Discourse Risk Score ($S_{EWS} \in [0, 100]$) through a linear composite model integrating natural language affective polarity, structural network vulnerability, and statistical volume anomaly detection:</w:t>
       </w:r>
     </w:p>
     <w:p>
-      <w:r>
+      <w:pPr/>
+      <w:r/>
+      <w:r>
+        <w:rPr>
+          <w:rFonts w:ascii="Times New Roman" w:hAnsi="Times New Roman"/>
+          <w:sz w:val="22"/>
+        </w:rPr>
         <w:t>$$S_{EWS} = w_e \cdot R_{emotion} + w_s \cdot R_{sarcasm} + w_k \cdot R_{keyword} + w_a \cdot R_{anomaly} + w_{sna} \cdot R_{sna}$$</w:t>
       </w:r>
     </w:p>
     <w:p>
-      <w:r>
+      <w:pPr/>
+      <w:r/>
+      <w:r>
+        <w:rPr>
+          <w:rFonts w:ascii="Times New Roman" w:hAnsi="Times New Roman"/>
+          <w:sz w:val="22"/>
+        </w:rPr>
         <w:t>where the empirical weights are calibrated as $w_e = 0.25$, $w_s = 0.20$, $w_k = 0.20$, $w_a = 0.20$, and $w_{sna} = 0.15$. Table 8 presents the calibrated empirical evaluation of the EWS engine on current discourse.</w:t>
       </w:r>
     </w:p>
@@ -20702,20 +20098,13 @@
             <w:pPr>
               <w:spacing w:before="60" w:after="60" w:line="252" w:lineRule="auto"/>
             </w:pPr>
-            <w:r>
-              <w:rPr>
-                <w:b/>
-                <w:color w:val="0A1E3C"/>
-                <w:sz w:val="19"/>
-              </w:rPr>
-            </w:r>
-            <w:r>
-              <w:rPr>
-                <w:b/>
-                <w:color w:val="0A1E3C"/>
-                <w:sz w:val="19"/>
-              </w:rPr>
-              <w:t>Model Weight ($w_i$)</w:t>
+            <w:r/>
+            <w:r>
+              <w:rPr>
+                <w:rFonts w:ascii="Times New Roman" w:hAnsi="Times New Roman"/>
+                <w:sz w:val="20"/>
+              </w:rPr>
+              <w:t>Model Weight (w_i)</w:t>
             </w:r>
           </w:p>
         </w:tc>
@@ -20843,15 +20232,11 @@
             <w:pPr>
               <w:spacing w:before="60" w:after="60" w:line="252" w:lineRule="auto"/>
             </w:pPr>
-            <w:r>
-              <w:rPr>
-                <w:sz w:val="18"/>
-              </w:rPr>
-            </w:r>
-            <w:r>
-              <w:rPr>
-                <w:b/>
-                <w:sz w:val="18"/>
+            <w:r/>
+            <w:r>
+              <w:rPr>
+                <w:rFonts w:ascii="Times New Roman" w:hAnsi="Times New Roman"/>
+                <w:sz w:val="20"/>
               </w:rPr>
               <w:t>Affective Toxicity ($R_{emotion}$)</w:t>
             </w:r>
@@ -20982,15 +20367,11 @@
             <w:pPr>
               <w:spacing w:before="60" w:after="60" w:line="252" w:lineRule="auto"/>
             </w:pPr>
-            <w:r>
-              <w:rPr>
-                <w:sz w:val="18"/>
-              </w:rPr>
-            </w:r>
-            <w:r>
-              <w:rPr>
-                <w:b/>
-                <w:sz w:val="18"/>
+            <w:r/>
+            <w:r>
+              <w:rPr>
+                <w:rFonts w:ascii="Times New Roman" w:hAnsi="Times New Roman"/>
+                <w:sz w:val="20"/>
               </w:rPr>
               <w:t>Sarcastic Inversion ($R_{sarcasm}$)</w:t>
             </w:r>
@@ -21121,15 +20502,11 @@
             <w:pPr>
               <w:spacing w:before="60" w:after="60" w:line="252" w:lineRule="auto"/>
             </w:pPr>
-            <w:r>
-              <w:rPr>
-                <w:sz w:val="18"/>
-              </w:rPr>
-            </w:r>
-            <w:r>
-              <w:rPr>
-                <w:b/>
-                <w:sz w:val="18"/>
+            <w:r/>
+            <w:r>
+              <w:rPr>
+                <w:rFonts w:ascii="Times New Roman" w:hAnsi="Times New Roman"/>
+                <w:sz w:val="20"/>
               </w:rPr>
               <w:t>Crisis Keyword Salience ($R_{keyword}$)</w:t>
             </w:r>
@@ -21273,6 +20650,57 @@
             <w:pPr>
               <w:spacing w:before="60" w:after="60" w:line="252" w:lineRule="auto"/>
             </w:pPr>
+            <w:r/>
+            <w:r>
+              <w:rPr>
+                <w:rFonts w:ascii="Times New Roman" w:hAnsi="Times New Roman"/>
+                <w:sz w:val="20"/>
+              </w:rPr>
+              <w:t>Z-Score Anomaly ($R_{anomaly}$)</w:t>
+            </w:r>
+          </w:p>
+        </w:tc>
+        <w:tc>
+          <w:tcPr>
+            <w:tcW w:type="dxa" w:w="1872"/>
+            <w:tcMar>
+              <w:top w:w="70" w:type="dxa"/>
+              <w:bottom w:w="70" w:type="dxa"/>
+              <w:left w:w="100" w:type="dxa"/>
+              <w:right w:w="100" w:type="dxa"/>
+            </w:tcMar>
+          </w:tcPr>
+          <w:p>
+            <w:pPr>
+              <w:spacing w:before="60" w:after="60" w:line="252" w:lineRule="auto"/>
+            </w:pPr>
+            <w:r>
+              <w:rPr>
+                <w:sz w:val="18"/>
+              </w:rPr>
+            </w:r>
+            <w:r>
+              <w:rPr>
+                <w:sz w:val="18"/>
+              </w:rPr>
+              <w:t>20%</w:t>
+            </w:r>
+          </w:p>
+        </w:tc>
+        <w:tc>
+          <w:tcPr>
+            <w:tcW w:type="dxa" w:w="1872"/>
+            <w:tcMar>
+              <w:top w:w="70" w:type="dxa"/>
+              <w:bottom w:w="70" w:type="dxa"/>
+              <w:left w:w="100" w:type="dxa"/>
+              <w:right w:w="100" w:type="dxa"/>
+            </w:tcMar>
+          </w:tcPr>
+          <w:p>
+            <w:pPr>
+              <w:spacing w:before="60" w:after="60" w:line="252" w:lineRule="auto"/>
+            </w:pPr>
             <w:r>
               <w:rPr>
                 <w:sz w:val="18"/>
@@ -21283,7 +20711,7 @@
                 <w:b/>
                 <w:sz w:val="18"/>
               </w:rPr>
-              <w:t>Z-Score Anomaly ($R_{anomaly}$)</w:t>
+              <w:t>14.1</w:t>
             </w:r>
           </w:p>
         </w:tc>
@@ -21310,7 +20738,7 @@
               <w:rPr>
                 <w:sz w:val="18"/>
               </w:rPr>
-              <w:t>20%</w:t>
+              <w:t>20.0</w:t>
             </w:r>
           </w:p>
         </w:tc>
@@ -21328,69 +20756,11 @@
             <w:pPr>
               <w:spacing w:before="60" w:after="60" w:line="252" w:lineRule="auto"/>
             </w:pPr>
-            <w:r>
-              <w:rPr>
-                <w:sz w:val="18"/>
-              </w:rPr>
-            </w:r>
-            <w:r>
-              <w:rPr>
-                <w:b/>
-                <w:sz w:val="18"/>
-              </w:rPr>
-              <w:t>14.1</w:t>
-            </w:r>
-          </w:p>
-        </w:tc>
-        <w:tc>
-          <w:tcPr>
-            <w:tcW w:type="dxa" w:w="1872"/>
-            <w:tcMar>
-              <w:top w:w="70" w:type="dxa"/>
-              <w:bottom w:w="70" w:type="dxa"/>
-              <w:left w:w="100" w:type="dxa"/>
-              <w:right w:w="100" w:type="dxa"/>
-            </w:tcMar>
-          </w:tcPr>
-          <w:p>
-            <w:pPr>
-              <w:spacing w:before="60" w:after="60" w:line="252" w:lineRule="auto"/>
-            </w:pPr>
-            <w:r>
-              <w:rPr>
-                <w:sz w:val="18"/>
-              </w:rPr>
-            </w:r>
-            <w:r>
-              <w:rPr>
-                <w:sz w:val="18"/>
-              </w:rPr>
-              <w:t>20.0</w:t>
-            </w:r>
-          </w:p>
-        </w:tc>
-        <w:tc>
-          <w:tcPr>
-            <w:tcW w:type="dxa" w:w="1872"/>
-            <w:tcMar>
-              <w:top w:w="70" w:type="dxa"/>
-              <w:bottom w:w="70" w:type="dxa"/>
-              <w:left w:w="100" w:type="dxa"/>
-              <w:right w:w="100" w:type="dxa"/>
-            </w:tcMar>
-          </w:tcPr>
-          <w:p>
-            <w:pPr>
-              <w:spacing w:before="60" w:after="60" w:line="252" w:lineRule="auto"/>
-            </w:pPr>
-            <w:r>
-              <w:rPr>
-                <w:sz w:val="18"/>
-              </w:rPr>
-            </w:r>
-            <w:r>
-              <w:rPr>
-                <w:sz w:val="18"/>
+            <w:r/>
+            <w:r>
+              <w:rPr>
+                <w:rFonts w:ascii="Times New Roman" w:hAnsi="Times New Roman"/>
+                <w:sz w:val="20"/>
               </w:rPr>
               <w:t>Temporal volume spikes exceeding $Z \ge 2.0$ standard deviations</w:t>
             </w:r>
@@ -21412,6 +20782,57 @@
             <w:pPr>
               <w:spacing w:before="60" w:after="60" w:line="252" w:lineRule="auto"/>
             </w:pPr>
+            <w:r/>
+            <w:r>
+              <w:rPr>
+                <w:rFonts w:ascii="Times New Roman" w:hAnsi="Times New Roman"/>
+                <w:sz w:val="20"/>
+              </w:rPr>
+              <w:t>Structural Atomization ($R_{sna}$)</w:t>
+            </w:r>
+          </w:p>
+        </w:tc>
+        <w:tc>
+          <w:tcPr>
+            <w:tcW w:type="dxa" w:w="1872"/>
+            <w:tcMar>
+              <w:top w:w="70" w:type="dxa"/>
+              <w:bottom w:w="70" w:type="dxa"/>
+              <w:left w:w="100" w:type="dxa"/>
+              <w:right w:w="100" w:type="dxa"/>
+            </w:tcMar>
+          </w:tcPr>
+          <w:p>
+            <w:pPr>
+              <w:spacing w:before="60" w:after="60" w:line="252" w:lineRule="auto"/>
+            </w:pPr>
+            <w:r>
+              <w:rPr>
+                <w:sz w:val="18"/>
+              </w:rPr>
+            </w:r>
+            <w:r>
+              <w:rPr>
+                <w:sz w:val="18"/>
+              </w:rPr>
+              <w:t>15%</w:t>
+            </w:r>
+          </w:p>
+        </w:tc>
+        <w:tc>
+          <w:tcPr>
+            <w:tcW w:type="dxa" w:w="1872"/>
+            <w:tcMar>
+              <w:top w:w="70" w:type="dxa"/>
+              <w:bottom w:w="70" w:type="dxa"/>
+              <w:left w:w="100" w:type="dxa"/>
+              <w:right w:w="100" w:type="dxa"/>
+            </w:tcMar>
+          </w:tcPr>
+          <w:p>
+            <w:pPr>
+              <w:spacing w:before="60" w:after="60" w:line="252" w:lineRule="auto"/>
+            </w:pPr>
             <w:r>
               <w:rPr>
                 <w:sz w:val="18"/>
@@ -21422,7 +20843,7 @@
                 <w:b/>
                 <w:sz w:val="18"/>
               </w:rPr>
-              <w:t>Structural Atomization ($R_{sna}$)</w:t>
+              <w:t>10.0</w:t>
             </w:r>
           </w:p>
         </w:tc>
@@ -21449,7 +20870,7 @@
               <w:rPr>
                 <w:sz w:val="18"/>
               </w:rPr>
-              <w:t>15%</w:t>
+              <w:t>15.0</w:t>
             </w:r>
           </w:p>
         </w:tc>
@@ -21467,69 +20888,11 @@
             <w:pPr>
               <w:spacing w:before="60" w:after="60" w:line="252" w:lineRule="auto"/>
             </w:pPr>
-            <w:r>
-              <w:rPr>
-                <w:sz w:val="18"/>
-              </w:rPr>
-            </w:r>
-            <w:r>
-              <w:rPr>
-                <w:b/>
-                <w:sz w:val="18"/>
-              </w:rPr>
-              <w:t>10.0</w:t>
-            </w:r>
-          </w:p>
-        </w:tc>
-        <w:tc>
-          <w:tcPr>
-            <w:tcW w:type="dxa" w:w="1872"/>
-            <w:tcMar>
-              <w:top w:w="70" w:type="dxa"/>
-              <w:bottom w:w="70" w:type="dxa"/>
-              <w:left w:w="100" w:type="dxa"/>
-              <w:right w:w="100" w:type="dxa"/>
-            </w:tcMar>
-          </w:tcPr>
-          <w:p>
-            <w:pPr>
-              <w:spacing w:before="60" w:after="60" w:line="252" w:lineRule="auto"/>
-            </w:pPr>
-            <w:r>
-              <w:rPr>
-                <w:sz w:val="18"/>
-              </w:rPr>
-            </w:r>
-            <w:r>
-              <w:rPr>
-                <w:sz w:val="18"/>
-              </w:rPr>
-              <w:t>15.0</w:t>
-            </w:r>
-          </w:p>
-        </w:tc>
-        <w:tc>
-          <w:tcPr>
-            <w:tcW w:type="dxa" w:w="1872"/>
-            <w:tcMar>
-              <w:top w:w="70" w:type="dxa"/>
-              <w:bottom w:w="70" w:type="dxa"/>
-              <w:left w:w="100" w:type="dxa"/>
-              <w:right w:w="100" w:type="dxa"/>
-            </w:tcMar>
-          </w:tcPr>
-          <w:p>
-            <w:pPr>
-              <w:spacing w:before="60" w:after="60" w:line="252" w:lineRule="auto"/>
-            </w:pPr>
-            <w:r>
-              <w:rPr>
-                <w:sz w:val="18"/>
-              </w:rPr>
-            </w:r>
-            <w:r>
-              <w:rPr>
-                <w:sz w:val="18"/>
+            <w:r/>
+            <w:r>
+              <w:rPr>
+                <w:rFonts w:ascii="Times New Roman" w:hAnsi="Times New Roman"/>
+                <w:sz w:val="20"/>
               </w:rPr>
               <w:t>Extreme modularity ($Q = 0.9837$) and zero dyadic reciprocity ($R = 1.2\%$)</w:t>
             </w:r>
@@ -21554,15 +20917,11 @@
             <w:pPr>
               <w:spacing w:before="60" w:after="60" w:line="252" w:lineRule="auto"/>
             </w:pPr>
-            <w:r>
-              <w:rPr>
-                <w:sz w:val="18"/>
-              </w:rPr>
-            </w:r>
-            <w:r>
-              <w:rPr>
-                <w:b/>
-                <w:sz w:val="18"/>
+            <w:r/>
+            <w:r>
+              <w:rPr>
+                <w:rFonts w:ascii="Times New Roman" w:hAnsi="Times New Roman"/>
+                <w:sz w:val="20"/>
               </w:rPr>
               <w:t>TOTAL RISK SCORE ($S_{EWS}$)</w:t>
             </w:r>
@@ -21806,17 +21165,13 @@
         <w:pStyle w:val="ListBullet"/>
         <w:spacing w:after="60" w:line="276" w:lineRule="auto"/>
       </w:pPr>
-      <w:r>
-        <w:t xml:space="preserve">Longitudinal NodeXL Pro modeling demonstrates an </w:t>
-      </w:r>
-      <w:r>
-        <w:rPr>
-          <w:b/>
-        </w:rPr>
-        <w:t>explosive 699% node surge and hyper-polarization ($Q = 0.9851$)</w:t>
-      </w:r>
-      <w:r>
-        <w:t xml:space="preserve"> during crisis escalation.</w:t>
+      <w:r/>
+      <w:r>
+        <w:rPr>
+          <w:rFonts w:ascii="Times New Roman" w:hAnsi="Times New Roman"/>
+          <w:sz w:val="22"/>
+        </w:rPr>
+        <w:t>Longitudinal NodeXL Pro modeling demonstrates an explosive 699% node surge and hyper-polarization ($Q = 0.9851$) during crisis escalation.</w:t>
       </w:r>
     </w:p>
     <w:p>
@@ -22320,45 +21675,36 @@
       </w:r>
     </w:p>
     <w:p>
-      <w:r>
-        <w:t xml:space="preserve">A central theoretical contribution of this study lies in the empirical reinterpretation of extreme network modularity. In the political communication literature (e.g., Barberá et al., 2015; Conover et al., 2011; Suaib &amp; Pratiwi, 2025), a high Louvain modularity score ($Q &gt; 0.6$) is almost universally interpreted as evidence of </w:t>
-      </w:r>
-      <w:r>
-        <w:rPr>
-          <w:b/>
-        </w:rPr>
-        <w:t>bipolar ideological polarization</w:t>
-      </w:r>
-      <w:r>
-        <w:t>—two dense, opposing armies of partisan actors who amplify in-group signals while insulating themselves within rival echo chambers.</w:t>
+      <w:pPr/>
+      <w:r/>
+      <w:r>
+        <w:rPr>
+          <w:rFonts w:ascii="Times New Roman" w:hAnsi="Times New Roman"/>
+          <w:sz w:val="22"/>
+        </w:rPr>
+        <w:t>A central theoretical contribution of this study lies in the empirical reinterpretation of extreme network modularity. In the political communication literature (e.g., Barberá et al., 2015; Conover et al., 2011; Suaib &amp; Pratiwi, 2025), a high Louvain modularity score ($Q &gt; 0.6$) is almost universally interpreted as evidence of bipolar ideological polarization—two dense, opposing armies of partisan actors who amplify in-group signals while insulating themselves within rival echo chambers.</w:t>
       </w:r>
     </w:p>
     <w:p>
-      <w:r>
-        <w:t xml:space="preserve">Our empirical findings completely upend this assumption. The MBG network exhibits a very high modularity of </w:t>
-      </w:r>
-      <w:r>
-        <w:rPr>
-          <w:b/>
-        </w:rPr>
-        <w:t>$Q = 0.9837$</w:t>
-      </w:r>
-      <w:r>
-        <w:t xml:space="preserve"> in the observed graph. This result does not by itself establish a bipolar ideological structure or its absence; rather, it indicates strong separation among the communities identified by the applied community-detection procedure.</w:t>
+      <w:pPr/>
+      <w:r/>
+      <w:r>
+        <w:rPr>
+          <w:rFonts w:ascii="Times New Roman" w:hAnsi="Times New Roman"/>
+          <w:sz w:val="22"/>
+        </w:rPr>
+        <w:t>Our empirical findings completely upend this assumption. The MBG network exhibits a very high modularity of $Q = 0.9837$ in the observed graph. This result does not by itself establish a bipolar ideological structure or its absence; rather, it indicates strong separation among the communities identified by the applied community-detection procedure.</w:t>
       </w:r>
     </w:p>
     <w:p>
-      <w:r>
-        <w:t xml:space="preserve">With 341 disjoint components, an average component size of fewer than 3 nodes, and a giant component capturing under $10\%$ of actors, the network topology resembles an </w:t>
-      </w:r>
-      <w:r>
-        <w:rPr>
-          <w:b/>
-        </w:rPr>
-        <w:t>archipelago of isolated discursive monads</w:t>
-      </w:r>
-      <w:r>
-        <w:t>. Public outrage on platform X does not coordinate through a disciplined, hierarchical political opposition; rather, it erupts spontaneously from hundreds of unconnected citizen pods who simultaneously react to identical physical realities (spoiled food, budget confusion) and express dissent through paralinguistic sarcasm.</w:t>
+      <w:pPr/>
+      <w:r/>
+      <w:r>
+        <w:rPr>
+          <w:rFonts w:ascii="Times New Roman" w:hAnsi="Times New Roman"/>
+          <w:sz w:val="22"/>
+        </w:rPr>
+        <w:t>With 341 disjoint components, an average component size of fewer than 3 nodes, and a giant component capturing under $10\%$ of actors, the network topology resembles an archipelago of isolated discursive monads. Public outrage on platform X does not coordinate through a disciplined, hierarchical political opposition; rather, it erupts spontaneously from hundreds of unconnected citizen pods who simultaneously react to identical physical realities (spoiled food, budget confusion) and express dissent through paralinguistic sarcasm.</w:t>
       </w:r>
     </w:p>
     <w:p>
@@ -22371,14 +21717,13 @@
         <w:pStyle w:val="ListBullet"/>
         <w:spacing w:after="60" w:line="276" w:lineRule="auto"/>
       </w:pPr>
-      <w:r>
-        <w:rPr>
-          <w:b/>
-        </w:rPr>
-        <w:t>The Deliberative Vacuum</w:t>
-      </w:r>
-      <w:r>
-        <w:t>: With a dyadic reciprocity rate of only $1.20\%$, cross-group deliberation is virtually non-existent. There is no dialectic, no debate, and no persuasion occurring.</w:t>
+      <w:r/>
+      <w:r>
+        <w:rPr>
+          <w:rFonts w:ascii="Times New Roman" w:hAnsi="Times New Roman"/>
+          <w:sz w:val="22"/>
+        </w:rPr>
+        <w:t>The Deliberative Vacuum: With a dyadic reciprocity rate of only $1.20\%$, cross-group deliberation is virtually non-existent. There is no dialectic, no debate, and no persuasion occurring.</w:t>
       </w:r>
     </w:p>
     <w:p>
@@ -22386,14 +21731,13 @@
         <w:pStyle w:val="ListBullet"/>
         <w:spacing w:after="60" w:line="276" w:lineRule="auto"/>
       </w:pPr>
-      <w:r>
-        <w:rPr>
-          <w:b/>
-        </w:rPr>
-        <w:t>The Impossibility of Centralized Crisis Refutation</w:t>
-      </w:r>
-      <w:r>
-        <w:t>: In a bipolarized network, government communication teams can engage identifiable opposition opinion leaders to negotiate or counter dominant narratives. In an atomized network ($Q = 0.9837$), centralized press releases issued by BGN are useless. The $0.14\%$ cross-community bridge rate means that an official clarification broadcast into one cluster has a near-zero mathematical probability of diffusing through network cascades into the remaining 340 clusters.</w:t>
+      <w:r/>
+      <w:r>
+        <w:rPr>
+          <w:rFonts w:ascii="Times New Roman" w:hAnsi="Times New Roman"/>
+          <w:sz w:val="22"/>
+        </w:rPr>
+        <w:t>The Impossibility of Centralized Crisis Refutation: In a bipolarized network, government communication teams can engage identifiable opposition opinion leaders to negotiate or counter dominant narratives. In an atomized network ($Q = 0.9837$), centralized press releases issued by BGN are useless. The $0.14\%$ cross-community bridge rate means that an official clarification broadcast into one cluster has a near-zero mathematical probability of diffusing through network cascades into the remaining 340 clusters.</w:t>
       </w:r>
     </w:p>
     <w:p>
@@ -22411,42 +21755,27 @@
       </w:r>
     </w:p>
     <w:p>
-      <w:r>
-        <w:t xml:space="preserve">The emergence of </w:t>
-      </w:r>
-      <w:r>
-        <w:rPr>
-          <w:rFonts w:ascii="Consolas" w:hAnsi="Consolas"/>
-          <w:color w:val="1E2D6E"/>
-          <w:sz w:val="20"/>
-        </w:rPr>
-        <w:t>@grok</w:t>
-      </w:r>
-      <w:r>
-        <w:t xml:space="preserve"> as the highest in-degree actor observed in the MBG network ($k^{in} = 42, C_D = 0.0432$) marks a historic paradigm shift in digital political communication. We term this phenomenon </w:t>
-      </w:r>
-      <w:r>
-        <w:rPr>
-          <w:b/>
-        </w:rPr>
-        <w:t>Algorithmic Verification Seeking</w:t>
-      </w:r>
-      <w:r>
-        <w:t>—the observed use of a platform-native large language model for selected citizen verification inquiries.</w:t>
+      <w:pPr/>
+      <w:r/>
+      <w:r>
+        <w:rPr>
+          <w:rFonts w:ascii="Times New Roman" w:hAnsi="Times New Roman"/>
+          <w:sz w:val="22"/>
+        </w:rPr>
+        <w:t>The emergence of @grok as the highest in-degree actor observed in the MBG network ($k^{in} = 42, C_D = 0.0432$) marks a historic paradigm shift in digital political communication. We term this phenomenon Algorithmic Verification Seeking—the observed use of a platform-native large language model for selected citizen verification inquiries.</w:t>
       </w:r>
     </w:p>
     <w:p>
       <w:pPr>
         <w:spacing w:before="160" w:after="60"/>
       </w:pPr>
+      <w:r/>
       <w:r>
         <w:rPr>
           <w:rFonts w:ascii="Times New Roman" w:hAnsi="Times New Roman"/>
-          <w:b/>
-          <w:i/>
-          <w:sz w:val="24"/>
-        </w:rPr>
-        <w:t>5.3.1 Socio-Communicative Impacts of `@grok` in Policy Crises</w:t>
+          <w:sz w:val="22"/>
+        </w:rPr>
+        <w:t>5.3.1 Socio-Communicative Impacts of @grok in Policy Crises</w:t>
       </w:r>
     </w:p>
     <w:p>
@@ -22542,39 +21871,13 @@
         <w:pStyle w:val="ListNumber"/>
         <w:spacing w:after="60" w:line="276" w:lineRule="auto"/>
       </w:pPr>
-      <w:r>
-        <w:rPr>
-          <w:i/>
-        </w:rPr>
-      </w:r>
-      <w:r>
-        <w:rPr>
-          <w:i/>
-        </w:rPr>
-        <w:t>Loss of Government Narrative Monopoly (</w:t>
-      </w:r>
-      <w:r>
-        <w:t>Narrative Disintermediation</w:t>
-      </w:r>
-      <w:r>
-        <w:rPr>
-          <w:i/>
-        </w:rPr>
-        <w:t>)</w:t>
-      </w:r>
-      <w:r>
-        <w:t xml:space="preserve">*: Traditional crisis public relations relied on issuing authoritative press releases from institutional centers (e.g., the BGN Bureau of Legal Affairs and Public Relations). However, digital citizens rarely read formal, multi-page PDF statements. Instead, they demand three-sentence summaries from </w:t>
-      </w:r>
-      <w:r>
-        <w:rPr>
-          <w:rFonts w:ascii="Consolas" w:hAnsi="Consolas"/>
-          <w:color w:val="1E2D6E"/>
-          <w:sz w:val="20"/>
-        </w:rPr>
-        <w:t>@grok</w:t>
-      </w:r>
-      <w:r>
-        <w:t>. When government agencies fail to communicate proactively, concisely, and transparently, the conversational vacuum is filled by the AI's synthesis—which frequently details the negative operational facts (SPPG suspensions, poisoning hospitalizations) rather than bureaucratic defenses.</w:t>
+      <w:r/>
+      <w:r>
+        <w:rPr>
+          <w:rFonts w:ascii="Times New Roman" w:hAnsi="Times New Roman"/>
+          <w:sz w:val="22"/>
+        </w:rPr>
+        <w:t>Loss of Government Narrative Monopoly (Narrative Disintermediation): Traditional crisis public relations relied on issuing authoritative press releases from institutional centers (e.g., the BGN Bureau of Legal Affairs and Public Relations). However, digital citizens rarely read formal, multi-page PDF statements. Instead, they demand three-sentence summaries from @grok. When government agencies fail to communicate proactively, concisely, and transparently, the conversational vacuum is filled by the AI's synthesis—which frequently details the negative operational facts (SPPG suspensions, poisoning hospitalizations) rather than bureaucratic defenses.</w:t>
       </w:r>
     </w:p>
     <w:p>
@@ -22627,39 +21930,13 @@
         <w:pStyle w:val="ListNumber"/>
         <w:spacing w:after="60" w:line="276" w:lineRule="auto"/>
       </w:pPr>
-      <w:r>
-        <w:rPr>
-          <w:i/>
-        </w:rPr>
-      </w:r>
-      <w:r>
-        <w:rPr>
-          <w:i/>
-        </w:rPr>
-        <w:t>Establishment of Machine-Readable Open Data APIs (</w:t>
-      </w:r>
-      <w:r>
-        <w:t>Open Public Data Infrastructure</w:t>
-      </w:r>
-      <w:r>
-        <w:rPr>
-          <w:i/>
-        </w:rPr>
-        <w:t>)</w:t>
-      </w:r>
-      <w:r>
-        <w:t xml:space="preserve">*: Generative AI models crawl the live web to formulate answers. If government data is trapped in static press releases or scanned image PDFs, LLMs default to scraping informal social media threads. The Ministry of Finance and BGN must deploy open-access, machine-readable REST APIs and JSON endpoints providing real-time data feeds on: (a) granular budget disbursements per regency; (b) active versus suspended SPPG units and their compliance ratings; and (c) official laboratory food safety testing certificates. When citizens prompt </w:t>
-      </w:r>
-      <w:r>
-        <w:rPr>
-          <w:rFonts w:ascii="Consolas" w:hAnsi="Consolas"/>
-          <w:color w:val="1E2D6E"/>
-          <w:sz w:val="20"/>
-        </w:rPr>
-        <w:t>@grok</w:t>
-      </w:r>
-      <w:r>
-        <w:t>, the AI can retrieve structured, verified state facts directly.</w:t>
+      <w:r/>
+      <w:r>
+        <w:rPr>
+          <w:rFonts w:ascii="Times New Roman" w:hAnsi="Times New Roman"/>
+          <w:sz w:val="22"/>
+        </w:rPr>
+        <w:t>Establishment of Machine-Readable Open Data APIs (Open Public Data Infrastructure): Generative AI models crawl the live web to formulate answers. If government data is trapped in static press releases or scanned image PDFs, LLMs default to scraping informal social media threads. The Ministry of Finance and BGN must deploy open-access, machine-readable REST APIs and JSON endpoints providing real-time data feeds on: (a) granular budget disbursements per regency; (b) active versus suspended SPPG units and their compliance ratings; and (c) official laboratory food safety testing certificates. When citizens prompt @grok, the AI can retrieve structured, verified state facts directly.</w:t>
       </w:r>
     </w:p>
     <w:p>
@@ -22708,39 +21985,13 @@
         <w:pStyle w:val="ListNumber"/>
         <w:spacing w:after="60" w:line="276" w:lineRule="auto"/>
       </w:pPr>
-      <w:r>
-        <w:rPr>
-          <w:i/>
-        </w:rPr>
-      </w:r>
-      <w:r>
-        <w:rPr>
-          <w:i/>
-        </w:rPr>
-        <w:t>Utilizing AI Inquiries as an Early Warning Indicator (</w:t>
-      </w:r>
-      <w:r>
-        <w:t>Predictive Public Sentiment Mining</w:t>
-      </w:r>
-      <w:r>
-        <w:rPr>
-          <w:i/>
-        </w:rPr>
-        <w:t>)</w:t>
-      </w:r>
-      <w:r>
-        <w:t xml:space="preserve">*: Humas units should systematically monitor the semantic topics most frequently queried to </w:t>
-      </w:r>
-      <w:r>
-        <w:rPr>
-          <w:rFonts w:ascii="Consolas" w:hAnsi="Consolas"/>
-          <w:color w:val="1E2D6E"/>
-          <w:sz w:val="20"/>
-        </w:rPr>
-        <w:t>@grok</w:t>
-      </w:r>
-      <w:r>
-        <w:t>. In our data, queries concentrated around: (a) the mathematical breakdown of per-meal unit costs; (b) the verification of hospital emergency room videos; and (c) the political affiliations of catering concessionaires. Monitoring these query spikes provides government strategists with a 24-to-48-hour diagnostic window to issue preemptive clarifications before rumors crystallize into widespread sarcastic consensus.</w:t>
+      <w:r/>
+      <w:r>
+        <w:rPr>
+          <w:rFonts w:ascii="Times New Roman" w:hAnsi="Times New Roman"/>
+          <w:sz w:val="22"/>
+        </w:rPr>
+        <w:t>Utilizing AI Inquiries as an Early Warning Indicator (Predictive Public Sentiment Mining): Humas units should systematically monitor the semantic topics most frequently queried to @grok. In our data, queries concentrated around: (a) the mathematical breakdown of per-meal unit costs; (b) the verification of hospital emergency room videos; and (c) the political affiliations of catering concessionaires. Monitoring these query spikes provides government strategists with a 24-to-48-hour diagnostic window to issue preemptive clarifications before rumors crystallize into widespread sarcastic consensus.</w:t>
       </w:r>
     </w:p>
     <w:p>
@@ -23707,55 +22958,13 @@
             <w:pPr>
               <w:spacing w:before="60" w:after="60" w:line="252" w:lineRule="auto"/>
             </w:pPr>
-            <w:r>
-              <w:rPr>
-                <w:sz w:val="18"/>
-              </w:rPr>
-            </w:r>
-            <w:r>
-              <w:rPr>
-                <w:sz w:val="18"/>
-              </w:rPr>
-              <w:t xml:space="preserve">SNA: Modularity </w:t>
-            </w:r>
-            <w:r>
-              <w:rPr>
-                <w:b/>
-                <w:sz w:val="18"/>
-              </w:rPr>
-              <w:t>$Q = 0.9837$</w:t>
-            </w:r>
-            <w:r>
-              <w:rPr>
-                <w:sz w:val="18"/>
-              </w:rPr>
-              <w:t xml:space="preserve"> (341 disjoint components), Graph Density </w:t>
-            </w:r>
-            <w:r>
-              <w:rPr>
-                <w:b/>
-                <w:sz w:val="18"/>
-              </w:rPr>
-              <w:t>$\rho = 0.0007$</w:t>
-            </w:r>
-            <w:r>
-              <w:rPr>
-                <w:sz w:val="18"/>
-              </w:rPr>
-              <w:t xml:space="preserve">, Reciprocity </w:t>
-            </w:r>
-            <w:r>
-              <w:rPr>
-                <w:b/>
-                <w:sz w:val="18"/>
-              </w:rPr>
-              <w:t>$R = 1.20\%$</w:t>
-            </w:r>
-            <w:r>
-              <w:rPr>
-                <w:sz w:val="18"/>
-              </w:rPr>
-              <w:t xml:space="preserve"> (monologue architecture).</w:t>
+            <w:r/>
+            <w:r>
+              <w:rPr>
+                <w:rFonts w:ascii="Times New Roman" w:hAnsi="Times New Roman"/>
+                <w:sz w:val="20"/>
+              </w:rPr>
+              <w:t>SNA: Modularity $Q = 0.9837$ (341 disjoint components), Graph Density $\rho = 0.0007$, Reciprocity $R = 1.20\%$ (monologue architecture).</w:t>
             </w:r>
           </w:p>
         </w:tc>
@@ -24003,57 +23212,13 @@
             <w:pPr>
               <w:spacing w:before="60" w:after="60" w:line="252" w:lineRule="auto"/>
             </w:pPr>
-            <w:r>
-              <w:rPr>
-                <w:sz w:val="18"/>
-              </w:rPr>
-            </w:r>
-            <w:r>
-              <w:rPr>
-                <w:sz w:val="18"/>
-              </w:rPr>
-              <w:t xml:space="preserve">SNA Centrality: </w:t>
-            </w:r>
-            <w:r>
-              <w:rPr>
-                <w:rFonts w:ascii="Consolas" w:hAnsi="Consolas"/>
-                <w:color w:val="1E2D6E"/>
-                <w:sz w:val="18"/>
-              </w:rPr>
-              <w:t>@grok</w:t>
-            </w:r>
-            <w:r>
-              <w:rPr>
-                <w:sz w:val="18"/>
-              </w:rPr>
-              <w:t xml:space="preserve"> commands </w:t>
-            </w:r>
-            <w:r>
-              <w:rPr>
-                <w:b/>
-                <w:sz w:val="18"/>
-              </w:rPr>
-              <w:t>Rank 1 In-Degree ($k^{in} = 42$)</w:t>
-            </w:r>
-            <w:r>
-              <w:rPr>
-                <w:sz w:val="18"/>
-              </w:rPr>
-              <w:t xml:space="preserve">; </w:t>
-            </w:r>
-            <w:r>
-              <w:rPr>
-                <w:rFonts w:ascii="Consolas" w:hAnsi="Consolas"/>
-                <w:color w:val="1E2D6E"/>
-                <w:sz w:val="18"/>
-              </w:rPr>
-              <w:t>@prabowo</w:t>
-            </w:r>
-            <w:r>
-              <w:rPr>
-                <w:sz w:val="18"/>
-              </w:rPr>
-              <w:t xml:space="preserve"> functions as passive target sink ($k^{in} = 15$).</w:t>
+            <w:r/>
+            <w:r>
+              <w:rPr>
+                <w:rFonts w:ascii="Times New Roman" w:hAnsi="Times New Roman"/>
+                <w:sz w:val="20"/>
+              </w:rPr>
+              <w:t>SNA Centrality: @grok commands Rank 1 In-Degree ($k^{in} = 42$); @prabowo functions as passive target sink ($k^{in} = 15$).</w:t>
             </w:r>
           </w:p>
         </w:tc>
@@ -24160,7 +23325,13 @@
       </w:r>
     </w:p>
     <w:p>
-      <w:r>
+      <w:pPr/>
+      <w:r/>
+      <w:r>
+        <w:rPr>
+          <w:rFonts w:ascii="Times New Roman" w:hAnsi="Times New Roman"/>
+          <w:sz w:val="22"/>
+        </w:rPr>
         <w:t>The near-zero reciprocity ($1.20\%$) and structural fragmentation ($Q = 0.9837$) demonstrate that centralized press releases and one-way broadcast statements may have limited diffusion across the observed network. BGN must dismantle its monologue posture and establish a decentralized rapid-response communicative cadre. Rather than issuing sterile bureaucratic denials from Jakarta, trained regional communicators must engage directly within the micro-components and reply threads, providing real-time operational updates, admitting specific kitchen errors, and opening transparent two-way channels.</w:t>
       </w:r>
     </w:p>
@@ -24179,26 +23350,14 @@
       </w:r>
     </w:p>
     <w:p>
-      <w:r>
-        <w:t xml:space="preserve">The ABSA findings prove unequivocally that </w:t>
-      </w:r>
-      <w:r>
-        <w:rPr>
-          <w:b/>
-        </w:rPr>
-        <w:t>Nutritional Quality generates twice the discursive volume of budget debates</w:t>
-      </w:r>
-      <w:r>
-        <w:t xml:space="preserve">, with disgust prevailing at $71–79\%$. No amount of digital public relations, influencer hiring, or patriotic hashtag campaigns can repair public trust while physical catering units continue to poison schoolchildren. BGN must redirect public relations budgets directly into physical supply-chain infrastructure: stringent independent hygiene certifications for every SPPG, unannounced laboratory food testing, transparent blacklisting of substandard vendors, and cold-chain refrigeration upgrades. In the phygital era, </w:t>
-      </w:r>
-      <w:r>
-        <w:rPr>
-          <w:b/>
-        </w:rPr>
-        <w:t>physical service excellence is the only credible form of public communication</w:t>
-      </w:r>
-      <w:r>
-        <w:t>.</w:t>
+      <w:pPr/>
+      <w:r/>
+      <w:r>
+        <w:rPr>
+          <w:rFonts w:ascii="Times New Roman" w:hAnsi="Times New Roman"/>
+          <w:sz w:val="22"/>
+        </w:rPr>
+        <w:t>The ABSA findings prove unequivocally that Nutritional Quality generates twice the discursive volume of budget debates, with disgust prevailing at $71–79\%$. No amount of digital public relations, influencer hiring, or patriotic hashtag campaigns can repair public trust while physical catering units continue to poison schoolchildren. BGN must redirect public relations budgets directly into physical supply-chain infrastructure: stringent independent hygiene certifications for every SPPG, unannounced laboratory food testing, transparent blacklisting of substandard vendors, and cold-chain refrigeration upgrades. In the phygital era, physical service excellence is the only credible form of public communication.</w:t>
       </w:r>
     </w:p>
     <w:p>
@@ -24216,19 +23375,14 @@
       </w:r>
     </w:p>
     <w:p>
-      <w:r>
-        <w:t xml:space="preserve">The structural dominance of </w:t>
-      </w:r>
-      <w:r>
-        <w:rPr>
-          <w:rFonts w:ascii="Consolas" w:hAnsi="Consolas"/>
-          <w:color w:val="1E2D6E"/>
-          <w:sz w:val="20"/>
-        </w:rPr>
-        <w:t>@grok</w:t>
-      </w:r>
-      <w:r>
-        <w:t xml:space="preserve"> ($k^{in} = 42$) demonstrates that information-seeking behavior in this network includes interaction with AI-mediated information infrastructure. Government agencies can no longer afford to ignore generative AI systems operating on major platforms. BGN and Kemkomdigi must establish formal open-data Application Programming Interfaces (APIs) and machine-readable data repositories detailing verified budget outlays, authorized SPPG locations, and official food safety inspection logs. By ensuring that generative AI models are continuously grounded in transparent, real-time public data, the government can prevent AI oracles from hallucinating or amplifying unverified rumors.</w:t>
+      <w:pPr/>
+      <w:r/>
+      <w:r>
+        <w:rPr>
+          <w:rFonts w:ascii="Times New Roman" w:hAnsi="Times New Roman"/>
+          <w:sz w:val="22"/>
+        </w:rPr>
+        <w:t>The structural dominance of @grok ($k^{in} = 42$) demonstrates that information-seeking behavior in this network includes interaction with AI-mediated information infrastructure. Government agencies can no longer afford to ignore generative AI systems operating on major platforms. BGN and Kemkomdigi must establish formal open-data Application Programming Interfaces (APIs) and machine-readable data repositories detailing verified budget outlays, authorized SPPG locations, and official food safety inspection logs. By ensuring that generative AI models are continuously grounded in transparent, real-time public data, the government can prevent AI oracles from hallucinating or amplifying unverified rumors.</w:t>
       </w:r>
     </w:p>
     <w:p>
@@ -24331,14 +23485,13 @@
         <w:pStyle w:val="ListNumber"/>
         <w:spacing w:after="60" w:line="276" w:lineRule="auto"/>
       </w:pPr>
-      <w:r>
-        <w:rPr>
-          <w:b/>
-        </w:rPr>
-        <w:t>Radical Topological Atomization, Not Bipolarization</w:t>
-      </w:r>
-      <w:r>
-        <w:t>: The discourse network is defined not by classic bipolar political war, but by substantial structural fragmentation ($Q = 0.9837$, $R = 1.20\%$, 341 disjoint components), forming a a fragmented network containing many small conversational components that may limit the diffusion of centralized broadcast communication across detected communities from institutional centers.</w:t>
+      <w:r/>
+      <w:r>
+        <w:rPr>
+          <w:rFonts w:ascii="Times New Roman" w:hAnsi="Times New Roman"/>
+          <w:sz w:val="22"/>
+        </w:rPr>
+        <w:t>Radical Topological Atomization, Not Bipolarization: The discourse network is defined not by classic bipolar political war, but by substantial structural fragmentation ($Q = 0.9837$, $R = 1.20\%$, 341 disjoint components), forming a a fragmented network containing many small conversational components that may limit the diffusion of centralized broadcast communication across detected communities from institutional centers.</w:t>
       </w:r>
     </w:p>
     <w:p>
@@ -24372,14 +23525,13 @@
         <w:pStyle w:val="ListNumber"/>
         <w:spacing w:after="60" w:line="276" w:lineRule="auto"/>
       </w:pPr>
-      <w:r>
-        <w:rPr>
-          <w:b/>
-        </w:rPr>
-        <w:t>The Phygital Policy Root</w:t>
-      </w:r>
-      <w:r>
-        <w:t>: The pervasive hegemony of disgust ($71–79\%$ across all operational dimensions) proves that digital sarcasm is the direct psychological and communicative consequence of a profound phygital gap—the irreconcilable divergence between grandiose digital state branding and compromised physical nutritional delivery.</w:t>
+      <w:r/>
+      <w:r>
+        <w:rPr>
+          <w:rFonts w:ascii="Times New Roman" w:hAnsi="Times New Roman"/>
+          <w:sz w:val="22"/>
+        </w:rPr>
+        <w:t>The Phygital Policy Root: The pervasive hegemony of disgust ($71–79\%$ across all operational dimensions) proves that digital sarcasm is the direct psychological and communicative consequence of a profound phygital gap—the irreconcilable divergence between grandiose digital state branding and compromised physical nutritional delivery.</w:t>
       </w:r>
     </w:p>
     <w:p>
@@ -24425,7 +23577,13 @@
       </w:r>
     </w:p>
     <w:p>
-      <w:r>
+      <w:pPr/>
+      <w:r/>
+      <w:r>
+        <w:rPr>
+          <w:rFonts w:ascii="Times New Roman" w:hAnsi="Times New Roman"/>
+          <w:sz w:val="22"/>
+        </w:rPr>
         <w:t>Future computational linguistics research must resolve the testing pipeline artifact identified herein by executing a rigorous multi-annotator relabeling protocol on the held-out corpus. Employing three independent linguistic annotators to establish inter-coder reliability metrics (Cohen’s $\kappa &gt; 0.85$, Krippendorff’s $\alpha &gt; 0.80$), subsequent iterations will publish definitive multi-class Precision, Recall, and F1 benchmarks for both 9-class emotion classification and emoji-incongruent sarcasm detection. The resulting curated dataset will be deposited as an open-access Indonesian benchmark for figurative and paralinguistic NLP.</w:t>
       </w:r>
     </w:p>
@@ -24481,26 +23639,14 @@
       </w:r>
     </w:p>
     <w:p>
-      <w:r>
-        <w:t xml:space="preserve">The current investigation provides an in-depth cross-sectional snapshot of the March–May 2026 crisis. To capture structural evolution across the multi-year implementation lifecycle (2025–2029), future research should employ </w:t>
-      </w:r>
-      <w:r>
-        <w:rPr>
-          <w:b/>
-        </w:rPr>
-        <w:t>Temporal Exponential Random Graph Models (TERGM)</w:t>
-      </w:r>
-      <w:r>
-        <w:t xml:space="preserve"> and </w:t>
-      </w:r>
-      <w:r>
-        <w:rPr>
-          <w:b/>
-        </w:rPr>
-        <w:t>Stochastic Actor-Oriented Models (SAOM / SIENA)</w:t>
-      </w:r>
-      <w:r>
-        <w:t xml:space="preserve"> (Snijders et al., 2010). Longitudinal modeling will reveal whether the radical atomization ($Q = 0.9837$) observed during rollout represents an ephemeral crisis state or an enduring structural feature, and whether the network eventually coalesces into structured bipolar partisan camps as national election cycles approach.</w:t>
+      <w:pPr/>
+      <w:r/>
+      <w:r>
+        <w:rPr>
+          <w:rFonts w:ascii="Times New Roman" w:hAnsi="Times New Roman"/>
+          <w:sz w:val="22"/>
+        </w:rPr>
+        <w:t>The current investigation provides an in-depth cross-sectional snapshot of the March–May 2026 crisis. To capture structural evolution across the multi-year implementation lifecycle (2025–2029), future research should employ Temporal Exponential Random Graph Models (TERGM) and Stochastic Actor-Oriented Models (SAOM / SIENA) (Snijders et al., 2010). Longitudinal modeling will reveal whether the radical atomization ($Q = 0.9837$) observed during rollout represents an ephemeral crisis state or an enduring structural feature, and whether the network eventually coalesces into structured bipolar partisan camps as national election cycles approach.</w:t>
       </w:r>
     </w:p>
     <w:p>
@@ -24518,27 +23664,36 @@
       </w:r>
     </w:p>
     <w:p>
-      <w:r>
-        <w:t xml:space="preserve">Scholars should synthesize the tri-layer computational architecture into a unified, continuous mathematical monitoring metric: the </w:t>
-      </w:r>
-      <w:r>
-        <w:rPr>
-          <w:b/>
-        </w:rPr>
-        <w:t>Digital Public Policy Trust Index ($\text{DPPTI}_t$)</w:t>
-      </w:r>
-      <w:r>
-        <w:t>. Formally modeled as:</w:t>
+      <w:pPr/>
+      <w:r/>
+      <w:r>
+        <w:rPr>
+          <w:rFonts w:ascii="Times New Roman" w:hAnsi="Times New Roman"/>
+          <w:sz w:val="22"/>
+        </w:rPr>
+        <w:t>Scholars should synthesize the tri-layer computational architecture into a unified, continuous mathematical monitoring metric: the Digital Public Policy Trust Index ($\text{DPPTI}_t$). Formally modeled as:</w:t>
       </w:r>
     </w:p>
     <w:p>
-      <w:r>
+      <w:pPr/>
+      <w:r/>
+      <w:r>
+        <w:rPr>
+          <w:rFonts w:ascii="Times New Roman" w:hAnsi="Times New Roman"/>
+          <w:sz w:val="22"/>
+        </w:rPr>
         <w:t>$$\text{DPPTI}_t = w_1 \cdot \left(\frac{\text{Trust}_t}{\text{Trust}_t + \text{Disgust}_t + \epsilon}\right) + w_2 \cdot (1 - Q_t) + w_3 \cdot R_t + w_4 \cdot \text{NetValence}_t$$</w:t>
       </w:r>
     </w:p>
     <w:p>
-      <w:r>
-        <w:t>where $w_1, w_2, w_3, w_4$ represent normalized domain weights ($\sum w_i = 1$), $Q_t$ is network modularity, $R_t$ is dyadic reciprocity, and $\text{NetValence}_t$ is the normalized ABSA polarity score. Deploying $\text{DPPTI}_t$ within an automated dashboard would afford public health agencies real-time predictive telemetry to detect institutional legitimacy crises prior to physical escalations.</w:t>
+      <w:pPr/>
+      <w:r/>
+      <w:r>
+        <w:rPr>
+          <w:rFonts w:ascii="Times New Roman" w:hAnsi="Times New Roman"/>
+          <w:sz w:val="22"/>
+        </w:rPr>
+        <w:t>where $w_1, w_2, w_3, w_4$ represent normalized domain weights ($\sum w_i = 1$), Q_t is network modularity, R_t is dyadic reciprocity, and $\text{NetValence}_t$ is the normalized ABSA polarity score. Deploying $\text{DPPTI}_t$ within an automated dashboard would afford public health agencies real-time predictive telemetry to detect institutional legitimacy crises prior to physical escalations.</w:t>
       </w:r>
     </w:p>
     <w:p>
@@ -24631,14 +23786,13 @@
         <w:pStyle w:val="ListBullet"/>
         <w:spacing w:after="60" w:line="276" w:lineRule="auto"/>
       </w:pPr>
-      <w:r>
-        <w:rPr>
-          <w:b/>
-        </w:rPr>
-        <w:t>Corpus Re-annotation</w:t>
-      </w:r>
-      <w:r>
-        <w:t>: Deploy three independent annotators (two native Indonesian NLP practitioners and one political communication expert) to re-label the 561-tweet held-out test set using the standardized 9-class emotion taxonomy. Target: Krippendorff's $\alpha \geq 0.82$ before releasing benchmark scores.</w:t>
+      <w:r/>
+      <w:r>
+        <w:rPr>
+          <w:rFonts w:ascii="Times New Roman" w:hAnsi="Times New Roman"/>
+          <w:sz w:val="22"/>
+        </w:rPr>
+        <w:t>Corpus Re-annotation: Deploy three independent annotators (two native Indonesian NLP practitioners and one political communication expert) to re-label the 561-tweet held-out test set using the standardized 9-class emotion taxonomy. Target: Krippendorff's $\alpha \geq 0.82$ before releasing benchmark scores.</w:t>
       </w:r>
     </w:p>
     <w:p>
@@ -24646,14 +23800,13 @@
         <w:pStyle w:val="ListBullet"/>
         <w:spacing w:after="60" w:line="276" w:lineRule="auto"/>
       </w:pPr>
-      <w:r>
-        <w:rPr>
-          <w:b/>
-        </w:rPr>
-        <w:t>Corpus Extension</w:t>
-      </w:r>
-      <w:r>
-        <w:t>: Extend data collection through the full MBG implementation lifecycle (June–December 2026), targeting a corpus expansion to $N \geq 15,000$ tweets using both X API v2 filtered stream endpoints and Brand24's Social Media Monitoring API, which provides cross-platform keyword tracking across X, news portals, YouTube, and web forums simultaneously.</w:t>
+      <w:r/>
+      <w:r>
+        <w:rPr>
+          <w:rFonts w:ascii="Times New Roman" w:hAnsi="Times New Roman"/>
+          <w:sz w:val="22"/>
+        </w:rPr>
+        <w:t>Corpus Extension: Extend data collection through the full MBG implementation lifecycle (June–December 2026), targeting a corpus expansion to $N \geq 15,000$ tweets using both X API v2 filtered stream endpoints and Brand24's Social Media Monitoring API, which provides cross-platform keyword tracking across X, news portals, YouTube, and web forums simultaneously.</w:t>
       </w:r>
     </w:p>
     <w:p>
@@ -24752,14 +23905,13 @@
         <w:pStyle w:val="ListNumber"/>
         <w:spacing w:after="60" w:line="276" w:lineRule="auto"/>
       </w:pPr>
-      <w:r>
-        <w:rPr>
-          <w:b/>
-        </w:rPr>
-        <w:t>Data Ingestion Layer</w:t>
-      </w:r>
-      <w:r>
-        <w:t>: Continuous data ingestion via (a) Social media monitoring API providing real-time cross-platform mention streams covering X, online news portals, YouTube, and community web forums; (b) X API v2 filtered stream capturing Boolean keyword clusters; and (c) BGN's forthcoming open data REST API endpoints for operational SPPG status. Target ingestion rate: $\geq 500$ mentions/hour during active program phases.</w:t>
+      <w:r/>
+      <w:r>
+        <w:rPr>
+          <w:rFonts w:ascii="Times New Roman" w:hAnsi="Times New Roman"/>
+          <w:sz w:val="22"/>
+        </w:rPr>
+        <w:t>Data Ingestion Layer: Continuous data ingestion via (a) Social media monitoring API providing real-time cross-platform mention streams covering X, online news portals, YouTube, and community web forums; (b) X API v2 filtered stream capturing Boolean keyword clusters; and (c) BGN's forthcoming open data REST API endpoints for operational SPPG status. Target ingestion rate: \geq 500 mentions/hour during active program phases.</w:t>
       </w:r>
     </w:p>
     <w:p>
@@ -24782,14 +23934,13 @@
         <w:pStyle w:val="ListBullet"/>
         <w:spacing w:after="60" w:line="276" w:lineRule="auto"/>
       </w:pPr>
-      <w:r>
-        <w:rPr>
-          <w:b/>
-        </w:rPr>
-        <w:t>Emotion Classification Engine</w:t>
-      </w:r>
-      <w:r>
-        <w:t>: Fine-tuned IndoBERT inference pipeline (latency target: $&lt; 200$ ms/tweet) classifying each incoming mention across the 9-class affective taxonomy.</w:t>
+      <w:r/>
+      <w:r>
+        <w:rPr>
+          <w:rFonts w:ascii="Times New Roman" w:hAnsi="Times New Roman"/>
+          <w:sz w:val="22"/>
+        </w:rPr>
+        <w:t>Emotion Classification Engine: Fine-tuned IndoBERT inference pipeline (latency target: $&lt; 200$ ms/tweet) classifying each incoming mention across the 9-class affective taxonomy.</w:t>
       </w:r>
     </w:p>
     <w:p>
@@ -24812,14 +23963,13 @@
         <w:pStyle w:val="ListBullet"/>
         <w:spacing w:after="60" w:line="276" w:lineRule="auto"/>
       </w:pPr>
-      <w:r>
-        <w:rPr>
-          <w:b/>
-        </w:rPr>
-        <w:t>ABSA Dispatcher</w:t>
-      </w:r>
-      <w:r>
-        <w:t>: Aspect classifier routing each mention to the $A_1$ (Budget), $A_2$ (Logistics), or $A_3$ (Nutritional Quality) policy dimension.</w:t>
+      <w:r/>
+      <w:r>
+        <w:rPr>
+          <w:rFonts w:ascii="Times New Roman" w:hAnsi="Times New Roman"/>
+          <w:sz w:val="22"/>
+        </w:rPr>
+        <w:t>ABSA Dispatcher: Aspect classifier routing each mention to the A_1 (Budget), A_2 (Logistics), or A_3 (Nutritional Quality) policy dimension.</w:t>
       </w:r>
     </w:p>
     <w:p>
@@ -24827,14 +23977,13 @@
         <w:pStyle w:val="ListBullet"/>
         <w:spacing w:after="60" w:line="276" w:lineRule="auto"/>
       </w:pPr>
-      <w:r>
-        <w:rPr>
-          <w:b/>
-        </w:rPr>
-        <w:t>DPPTI Calculator</w:t>
-      </w:r>
-      <w:r>
-        <w:t>: Continuous computation of $\text{DPPTI}_t$ refreshed every 15 minutes using the formal composite trust index formula.</w:t>
+      <w:r/>
+      <w:r>
+        <w:rPr>
+          <w:rFonts w:ascii="Times New Roman" w:hAnsi="Times New Roman"/>
+          <w:sz w:val="22"/>
+        </w:rPr>
+        <w:t>DPPTI Calculator: Continuous computation of $\text{DPPTI}_t$ refreshed every 15 minutes using the formal composite trust index formula.</w:t>
       </w:r>
     </w:p>
     <w:p>
@@ -24887,14 +24036,13 @@
         <w:pStyle w:val="ListBullet"/>
         <w:spacing w:after="60" w:line="276" w:lineRule="auto"/>
       </w:pPr>
-      <w:r>
-        <w:rPr>
-          <w:b/>
-        </w:rPr>
-        <w:t>DPPTI Trend Line</w:t>
-      </w:r>
-      <w:r>
-        <w:t>: 30-day rolling visualization of the composite trust index with threshold alert triggers ($\text{DPPTI}_t &lt; 0.20$ triggers Orange Alert; $\text{DPPTI}_t &lt; 0.10$ triggers Red Crisis Alert).</w:t>
+      <w:r/>
+      <w:r>
+        <w:rPr>
+          <w:rFonts w:ascii="Times New Roman" w:hAnsi="Times New Roman"/>
+          <w:sz w:val="22"/>
+        </w:rPr>
+        <w:t>DPPTI Trend Line: 30-day rolling visualization of the composite trust index with threshold alert triggers ($\text{DPPTI}_t &lt; 0.20$ triggers Orange Alert; $\text{DPPTI}_t &lt; 0.10$ triggers Red Crisis Alert).</w:t>
       </w:r>
     </w:p>
     <w:p>
@@ -25096,26 +24244,14 @@
       </w:r>
     </w:p>
     <w:p>
-      <w:r>
-        <w:t xml:space="preserve">The study's empirical rebuttal of the "bipolar echo chamber" paradigm constitutes a significant theoretical intervention. By demonstrating that extreme modularity ($Q = 0.9837$) does not imply ideological polarization but rather radical </w:t>
-      </w:r>
-      <w:r>
-        <w:rPr>
-          <w:i/>
-        </w:rPr>
-        <w:t>communicative atomization</w:t>
-      </w:r>
-      <w:r>
-        <w:t xml:space="preserve">, the findings challenge standard assumptions in computational political science (Barberá et al., 2015; Conover et al., 2011) and introduce the concept of the </w:t>
-      </w:r>
-      <w:r>
-        <w:rPr>
-          <w:b/>
-        </w:rPr>
-        <w:t>Archipelago Public Sphere</w:t>
-      </w:r>
-      <w:r>
-        <w:t>—a digital public domain fragmented into thousands of isolated discursive monads with no horizontal bridging infrastructure.</w:t>
+      <w:pPr/>
+      <w:r/>
+      <w:r>
+        <w:rPr>
+          <w:rFonts w:ascii="Times New Roman" w:hAnsi="Times New Roman"/>
+          <w:sz w:val="22"/>
+        </w:rPr>
+        <w:t>The study's empirical rebuttal of the "bipolar echo chamber" paradigm constitutes a significant theoretical intervention. By demonstrating that extreme modularity ($Q = 0.9837$) does not imply ideological polarization but rather radical communicative atomization, the findings challenge standard assumptions in computational political science (Barberá et al., 2015; Conover et al., 2011) and introduce the concept of the Archipelago Public Sphere—a digital public domain fragmented into thousands of isolated discursive monads with no horizontal bridging infrastructure.</w:t>
       </w:r>
     </w:p>
     <w:p>
@@ -26564,18 +25700,23 @@
         <w:pStyle w:val="ListNumber"/>
         <w:spacing w:after="60" w:line="276" w:lineRule="auto"/>
       </w:pPr>
-      <w:r>
-        <w:rPr>
-          <w:b/>
-        </w:rPr>
-        <w:t>Network Density ($\rho$)</w:t>
-      </w:r>
-      <w:r>
-        <w:t>:</w:t>
+      <w:r/>
+      <w:r>
+        <w:rPr>
+          <w:rFonts w:ascii="Times New Roman" w:hAnsi="Times New Roman"/>
+          <w:sz w:val="22"/>
+        </w:rPr>
+        <w:t>Network Density (\rho):</w:t>
       </w:r>
     </w:p>
     <w:p>
-      <w:r>
+      <w:pPr/>
+      <w:r/>
+      <w:r>
+        <w:rPr>
+          <w:rFonts w:ascii="Times New Roman" w:hAnsi="Times New Roman"/>
+          <w:sz w:val="22"/>
+        </w:rPr>
         <w:t>$$\rho = \frac{|E|}{|V|(|V| - 1)} = \frac{692}{971 \times 970} \approx 0.000735$$</w:t>
       </w:r>
     </w:p>
@@ -26584,18 +25725,23 @@
         <w:pStyle w:val="ListNumber"/>
         <w:spacing w:after="60" w:line="276" w:lineRule="auto"/>
       </w:pPr>
-      <w:r>
-        <w:rPr>
-          <w:b/>
-        </w:rPr>
-        <w:t>Dyadic Reciprocity ($R$)</w:t>
-      </w:r>
-      <w:r>
-        <w:t>:</w:t>
+      <w:r/>
+      <w:r>
+        <w:rPr>
+          <w:rFonts w:ascii="Times New Roman" w:hAnsi="Times New Roman"/>
+          <w:sz w:val="22"/>
+        </w:rPr>
+        <w:t>Dyadic Reciprocity (R):</w:t>
       </w:r>
     </w:p>
     <w:p>
-      <w:r>
+      <w:pPr/>
+      <w:r/>
+      <w:r>
+        <w:rPr>
+          <w:rFonts w:ascii="Times New Roman" w:hAnsi="Times New Roman"/>
+          <w:sz w:val="22"/>
+        </w:rPr>
         <w:t>$$R = \frac{\sum_{i \neq j} A_{ij} A_{ji}}{|E|} = \frac{2 \times 4}{666} \approx 0.0120 \quad (1.20\%)$$</w:t>
       </w:r>
     </w:p>
@@ -26604,24 +25750,35 @@
         <w:pStyle w:val="ListNumber"/>
         <w:spacing w:after="60" w:line="276" w:lineRule="auto"/>
       </w:pPr>
-      <w:r>
-        <w:rPr>
-          <w:b/>
-        </w:rPr>
-        <w:t>Clustering Coefficient of Node $i$ ($C_i$)</w:t>
-      </w:r>
-      <w:r>
-        <w:t>:</w:t>
+      <w:r/>
+      <w:r>
+        <w:rPr>
+          <w:rFonts w:ascii="Times New Roman" w:hAnsi="Times New Roman"/>
+          <w:sz w:val="22"/>
+        </w:rPr>
+        <w:t>Clustering Coefficient of Node i (C_i):</w:t>
       </w:r>
     </w:p>
     <w:p>
-      <w:r>
+      <w:pPr/>
+      <w:r/>
+      <w:r>
+        <w:rPr>
+          <w:rFonts w:ascii="Times New Roman" w:hAnsi="Times New Roman"/>
+          <w:sz w:val="22"/>
+        </w:rPr>
         <w:t>$$C_i = \frac{|\{e_{jk}: j,k \in N_i, e_{jk} \in E\}|}{k_i(k_i - 1)}$$</w:t>
       </w:r>
     </w:p>
     <w:p>
-      <w:r>
-        <w:t>where $N_i$ denotes the neighborhood of node $i$.</w:t>
+      <w:pPr/>
+      <w:r/>
+      <w:r>
+        <w:rPr>
+          <w:rFonts w:ascii="Times New Roman" w:hAnsi="Times New Roman"/>
+          <w:sz w:val="22"/>
+        </w:rPr>
+        <w:t>where N_i denotes the neighborhood of node i.</w:t>
       </w:r>
     </w:p>
     <w:p>
@@ -26640,13 +25797,25 @@
       </w:r>
     </w:p>
     <w:p>
-      <w:r>
+      <w:pPr/>
+      <w:r/>
+      <w:r>
+        <w:rPr>
+          <w:rFonts w:ascii="Times New Roman" w:hAnsi="Times New Roman"/>
+          <w:sz w:val="22"/>
+        </w:rPr>
         <w:t>$$\hat{\alpha} = 1 + n \left[ \sum_{i=1}^n \ln \left( \frac{k_i}{k_{\min} - \frac{1}{2}} \right) \right]^{-1}$$</w:t>
       </w:r>
     </w:p>
     <w:p>
-      <w:r>
-        <w:t>yielding an estimated degree-distribution scaling exponent of $\hat{\alpha} = 2.168 \pm 0.08$ with fixed lower threshold $x_{\min} = 1.0$.</w:t>
+      <w:pPr/>
+      <w:r/>
+      <w:r>
+        <w:rPr>
+          <w:rFonts w:ascii="Times New Roman" w:hAnsi="Times New Roman"/>
+          <w:sz w:val="22"/>
+        </w:rPr>
+        <w:t>yielding an estimated degree-distribution scaling exponent of $\hat{\alpha} = 2.168 \pm 0.08 with fixed lower threshold x_{\min} = 1.0$.</w:t>
       </w:r>
     </w:p>
     <w:p>
@@ -27826,17 +26995,13 @@
             <w:pPr>
               <w:spacing w:before="60" w:after="60" w:line="252" w:lineRule="auto"/>
             </w:pPr>
-            <w:r>
-              <w:rPr>
-                <w:sz w:val="18"/>
-              </w:rPr>
-            </w:r>
-            <w:r>
-              <w:rPr>
-                <w:b/>
-                <w:sz w:val="18"/>
-              </w:rPr>
-              <w:t>$A_1$</w:t>
+            <w:r/>
+            <w:r>
+              <w:rPr>
+                <w:rFonts w:ascii="Times New Roman" w:hAnsi="Times New Roman"/>
+                <w:sz w:val="20"/>
+              </w:rPr>
+              <w:t>A_1</w:t>
             </w:r>
           </w:p>
         </w:tc>
@@ -27966,17 +27131,13 @@
             <w:pPr>
               <w:spacing w:before="60" w:after="60" w:line="252" w:lineRule="auto"/>
             </w:pPr>
-            <w:r>
-              <w:rPr>
-                <w:sz w:val="18"/>
-              </w:rPr>
-            </w:r>
-            <w:r>
-              <w:rPr>
-                <w:b/>
-                <w:sz w:val="18"/>
-              </w:rPr>
-              <w:t>$A_2$</w:t>
+            <w:r/>
+            <w:r>
+              <w:rPr>
+                <w:rFonts w:ascii="Times New Roman" w:hAnsi="Times New Roman"/>
+                <w:sz w:val="20"/>
+              </w:rPr>
+              <w:t>A_2</w:t>
             </w:r>
           </w:p>
         </w:tc>
@@ -28109,17 +27270,13 @@
             <w:pPr>
               <w:spacing w:before="60" w:after="60" w:line="252" w:lineRule="auto"/>
             </w:pPr>
-            <w:r>
-              <w:rPr>
-                <w:sz w:val="18"/>
-              </w:rPr>
-            </w:r>
-            <w:r>
-              <w:rPr>
-                <w:b/>
-                <w:sz w:val="18"/>
-              </w:rPr>
-              <w:t>$A_3$</w:t>
+            <w:r/>
+            <w:r>
+              <w:rPr>
+                <w:rFonts w:ascii="Times New Roman" w:hAnsi="Times New Roman"/>
+                <w:sz w:val="20"/>
+              </w:rPr>
+              <w:t>A_3</w:t>
             </w:r>
           </w:p>
         </w:tc>
@@ -28256,14 +27413,13 @@
       <w:pPr>
         <w:spacing w:before="320" w:after="120"/>
       </w:pPr>
+      <w:r/>
       <w:r>
         <w:rPr>
           <w:rFonts w:ascii="Times New Roman" w:hAnsi="Times New Roman"/>
-          <w:b/>
-          <w:color w:val="142850"/>
-          <w:sz w:val="28"/>
-        </w:rPr>
-        <w:t>Appendix D: Algorithmic Verification Trace Analysis of `@grok`</w:t>
+          <w:sz w:val="22"/>
+        </w:rPr>
+        <w:t>Appendix D: Algorithmic Verification Trace Analysis of @grok</w:t>
       </w:r>
     </w:p>
     <w:p>
